--- a/cd/doc/changes/202607.Zmiany.docx
+++ b/cd/doc/changes/202607.Zmiany.docx
@@ -77,6 +77,8 @@
         <w:jc w:val="both"/>
       </w:pPr>
     </w:p>
+    <w:bookmarkStart w:id="0" w:name="_GoBack"/>
+    <w:bookmarkEnd w:id="0"/>
     <w:p>
       <w:pPr>
         <w:pStyle w:val="Spistreci1"/>
@@ -99,7 +101,7 @@
       <w:r>
         <w:fldChar w:fldCharType="separate"/>
       </w:r>
-      <w:hyperlink w:anchor="_Toc235221561" w:history="1">
+      <w:hyperlink w:anchor="_Toc235600251" w:history="1">
         <w:r>
           <w:rPr>
             <w:rStyle w:val="Hipercze"/>
@@ -126,7 +128,7 @@
             <w:noProof/>
             <w:webHidden/>
           </w:rPr>
-          <w:instrText xml:space="preserve"> PAGEREF _Toc235221561 \h </w:instrText>
+          <w:instrText xml:space="preserve"> PAGEREF _Toc235600251 \h </w:instrText>
         </w:r>
         <w:r>
           <w:rPr>
@@ -170,7 +172,7 @@
           <w:szCs w:val="22"/>
         </w:rPr>
       </w:pPr>
-      <w:hyperlink w:anchor="_Toc235221562" w:history="1">
+      <w:hyperlink w:anchor="_Toc235600252" w:history="1">
         <w:r>
           <w:rPr>
             <w:rStyle w:val="Hipercze"/>
@@ -197,7 +199,7 @@
             <w:noProof/>
             <w:webHidden/>
           </w:rPr>
-          <w:instrText xml:space="preserve"> PAGEREF _Toc235221562 \h </w:instrText>
+          <w:instrText xml:space="preserve"> PAGEREF _Toc235600252 \h </w:instrText>
         </w:r>
         <w:r>
           <w:rPr>
@@ -241,7 +243,7 @@
           <w:szCs w:val="22"/>
         </w:rPr>
       </w:pPr>
-      <w:hyperlink w:anchor="_Toc235221563" w:history="1">
+      <w:hyperlink w:anchor="_Toc235600253" w:history="1">
         <w:r>
           <w:rPr>
             <w:rStyle w:val="Hipercze"/>
@@ -268,7 +270,7 @@
             <w:noProof/>
             <w:webHidden/>
           </w:rPr>
-          <w:instrText xml:space="preserve"> PAGEREF _Toc235221563 \h </w:instrText>
+          <w:instrText xml:space="preserve"> PAGEREF _Toc235600253 \h </w:instrText>
         </w:r>
         <w:r>
           <w:rPr>
@@ -312,7 +314,7 @@
           <w:szCs w:val="22"/>
         </w:rPr>
       </w:pPr>
-      <w:hyperlink w:anchor="_Toc235221564" w:history="1">
+      <w:hyperlink w:anchor="_Toc235600254" w:history="1">
         <w:r>
           <w:rPr>
             <w:rStyle w:val="Hipercze"/>
@@ -339,7 +341,7 @@
             <w:noProof/>
             <w:webHidden/>
           </w:rPr>
-          <w:instrText xml:space="preserve"> PAGEREF _Toc235221564 \h </w:instrText>
+          <w:instrText xml:space="preserve"> PAGEREF _Toc235600254 \h </w:instrText>
         </w:r>
         <w:r>
           <w:rPr>
@@ -383,7 +385,7 @@
           <w:szCs w:val="22"/>
         </w:rPr>
       </w:pPr>
-      <w:hyperlink w:anchor="_Toc235221565" w:history="1">
+      <w:hyperlink w:anchor="_Toc235600255" w:history="1">
         <w:r>
           <w:rPr>
             <w:rStyle w:val="Hipercze"/>
@@ -410,7 +412,7 @@
             <w:noProof/>
             <w:webHidden/>
           </w:rPr>
-          <w:instrText xml:space="preserve"> PAGEREF _Toc235221565 \h </w:instrText>
+          <w:instrText xml:space="preserve"> PAGEREF _Toc235600255 \h </w:instrText>
         </w:r>
         <w:r>
           <w:rPr>
@@ -454,7 +456,7 @@
           <w:szCs w:val="22"/>
         </w:rPr>
       </w:pPr>
-      <w:hyperlink w:anchor="_Toc235221566" w:history="1">
+      <w:hyperlink w:anchor="_Toc235600256" w:history="1">
         <w:r>
           <w:rPr>
             <w:rStyle w:val="Hipercze"/>
@@ -481,7 +483,7 @@
             <w:noProof/>
             <w:webHidden/>
           </w:rPr>
-          <w:instrText xml:space="preserve"> PAGEREF _Toc235221566 \h </w:instrText>
+          <w:instrText xml:space="preserve"> PAGEREF _Toc235600256 \h </w:instrText>
         </w:r>
         <w:r>
           <w:rPr>
@@ -525,7 +527,7 @@
           <w:szCs w:val="22"/>
         </w:rPr>
       </w:pPr>
-      <w:hyperlink w:anchor="_Toc235221567" w:history="1">
+      <w:hyperlink w:anchor="_Toc235600257" w:history="1">
         <w:r>
           <w:rPr>
             <w:rStyle w:val="Hipercze"/>
@@ -552,7 +554,7 @@
             <w:noProof/>
             <w:webHidden/>
           </w:rPr>
-          <w:instrText xml:space="preserve"> PAGEREF _Toc235221567 \h </w:instrText>
+          <w:instrText xml:space="preserve"> PAGEREF _Toc235600257 \h </w:instrText>
         </w:r>
         <w:r>
           <w:rPr>
@@ -596,13 +598,13 @@
           <w:szCs w:val="22"/>
         </w:rPr>
       </w:pPr>
-      <w:hyperlink w:anchor="_Toc235221568" w:history="1">
+      <w:hyperlink w:anchor="_Toc235600258" w:history="1">
         <w:r>
           <w:rPr>
             <w:rStyle w:val="Hipercze"/>
             <w:noProof/>
           </w:rPr>
-          <w:t>Preferowane terminy w oknie Konflikt</w:t>
+          <w:t>Import danych z Excela</w:t>
         </w:r>
         <w:r>
           <w:rPr>
@@ -623,7 +625,7 @@
             <w:noProof/>
             <w:webHidden/>
           </w:rPr>
-          <w:instrText xml:space="preserve"> PAGEREF _Toc235221568 \h </w:instrText>
+          <w:instrText xml:space="preserve"> PAGEREF _Toc235600258 \h </w:instrText>
         </w:r>
         <w:r>
           <w:rPr>
@@ -667,7 +669,78 @@
           <w:szCs w:val="22"/>
         </w:rPr>
       </w:pPr>
-      <w:hyperlink w:anchor="_Toc235221569" w:history="1">
+      <w:hyperlink w:anchor="_Toc235600259" w:history="1">
+        <w:r>
+          <w:rPr>
+            <w:rStyle w:val="Hipercze"/>
+            <w:noProof/>
+          </w:rPr>
+          <w:t>Preferowane terminy w oknie Konflikt</w:t>
+        </w:r>
+        <w:r>
+          <w:rPr>
+            <w:noProof/>
+            <w:webHidden/>
+          </w:rPr>
+          <w:tab/>
+        </w:r>
+        <w:r>
+          <w:rPr>
+            <w:noProof/>
+            <w:webHidden/>
+          </w:rPr>
+          <w:fldChar w:fldCharType="begin"/>
+        </w:r>
+        <w:r>
+          <w:rPr>
+            <w:noProof/>
+            <w:webHidden/>
+          </w:rPr>
+          <w:instrText xml:space="preserve"> PAGEREF _Toc235600259 \h </w:instrText>
+        </w:r>
+        <w:r>
+          <w:rPr>
+            <w:noProof/>
+            <w:webHidden/>
+          </w:rPr>
+        </w:r>
+        <w:r>
+          <w:rPr>
+            <w:noProof/>
+            <w:webHidden/>
+          </w:rPr>
+          <w:fldChar w:fldCharType="separate"/>
+        </w:r>
+        <w:r>
+          <w:rPr>
+            <w:noProof/>
+            <w:webHidden/>
+          </w:rPr>
+          <w:t>5</w:t>
+        </w:r>
+        <w:r>
+          <w:rPr>
+            <w:noProof/>
+            <w:webHidden/>
+          </w:rPr>
+          <w:fldChar w:fldCharType="end"/>
+        </w:r>
+      </w:hyperlink>
+    </w:p>
+    <w:p>
+      <w:pPr>
+        <w:pStyle w:val="Spistreci1"/>
+        <w:tabs>
+          <w:tab w:val="right" w:leader="dot" w:pos="9770"/>
+        </w:tabs>
+        <w:rPr>
+          <w:rFonts w:asciiTheme="minorHAnsi" w:eastAsiaTheme="minorEastAsia" w:hAnsiTheme="minorHAnsi" w:cstheme="minorBidi"/>
+          <w:noProof/>
+          <w:sz w:val="22"/>
+          <w:szCs w:val="22"/>
+        </w:rPr>
+      </w:pPr>
+      <w:hyperlink w:anchor="_Toc235600260" w:history="1">
         <w:r>
           <w:rPr>
             <w:rStyle w:val="Hipercze"/>
@@ -694,7 +767,7 @@
             <w:noProof/>
             <w:webHidden/>
           </w:rPr>
-          <w:instrText xml:space="preserve"> PAGEREF _Toc235221569 \h </w:instrText>
+          <w:instrText xml:space="preserve"> PAGEREF _Toc235600260 \h </w:instrText>
         </w:r>
         <w:r>
           <w:rPr>
@@ -734,11 +807,11 @@
       <w:pPr>
         <w:pStyle w:val="Nagwek1"/>
       </w:pPr>
-      <w:bookmarkStart w:id="0" w:name="_Toc235221561"/>
+      <w:bookmarkStart w:id="1" w:name="_Toc235600251"/>
       <w:r>
         <w:t>Planowanie w tygodnie parzyste i nieparzyste</w:t>
       </w:r>
-      <w:bookmarkEnd w:id="0"/>
+      <w:bookmarkEnd w:id="1"/>
     </w:p>
     <w:p>
       <w:pPr>
@@ -1018,11 +1091,11 @@
       <w:pPr>
         <w:pStyle w:val="Nagwek1"/>
       </w:pPr>
-      <w:bookmarkStart w:id="1" w:name="_Toc235221562"/>
+      <w:bookmarkStart w:id="2" w:name="_Toc235600252"/>
       <w:r>
         <w:t>Okresy: Okres nadrzędny</w:t>
       </w:r>
-      <w:bookmarkEnd w:id="1"/>
+      <w:bookmarkEnd w:id="2"/>
     </w:p>
     <w:p>
       <w:r>
@@ -1104,11 +1177,11 @@
       <w:pPr>
         <w:pStyle w:val="Nagwek1"/>
       </w:pPr>
-      <w:bookmarkStart w:id="2" w:name="_Toc235221563"/>
+      <w:bookmarkStart w:id="3" w:name="_Toc235600253"/>
       <w:r>
         <w:t>Uprawnienia od odczytu lub edycji</w:t>
       </w:r>
-      <w:bookmarkEnd w:id="2"/>
+      <w:bookmarkEnd w:id="3"/>
     </w:p>
     <w:p>
       <w:r>
@@ -1163,11 +1236,11 @@
       <w:pPr>
         <w:pStyle w:val="Nagwek1"/>
       </w:pPr>
-      <w:bookmarkStart w:id="3" w:name="_Toc235221564"/>
+      <w:bookmarkStart w:id="4" w:name="_Toc235600254"/>
       <w:r>
         <w:t>Okresy: Nadawanie uprawnień do edycji kalendarza dni wolnych</w:t>
       </w:r>
-      <w:bookmarkEnd w:id="3"/>
+      <w:bookmarkEnd w:id="4"/>
     </w:p>
     <w:p>
       <w:r>
@@ -1220,12 +1293,12 @@
       <w:pPr>
         <w:pStyle w:val="Nagwek1"/>
       </w:pPr>
-      <w:bookmarkStart w:id="4" w:name="_Toc235221565"/>
+      <w:bookmarkStart w:id="5" w:name="_Toc235600255"/>
       <w:r>
         <w:lastRenderedPageBreak/>
         <w:t>Wydruk rozkładu: Kolory w legendzie</w:t>
       </w:r>
-      <w:bookmarkEnd w:id="4"/>
+      <w:bookmarkEnd w:id="5"/>
     </w:p>
     <w:p>
       <w:r>
@@ -1288,11 +1361,11 @@
       <w:pPr>
         <w:pStyle w:val="Nagwek1"/>
       </w:pPr>
-      <w:bookmarkStart w:id="5" w:name="_Toc235221566"/>
+      <w:bookmarkStart w:id="6" w:name="_Toc235600256"/>
       <w:r>
         <w:t>Dostępne miejsce</w:t>
       </w:r>
-      <w:bookmarkEnd w:id="5"/>
+      <w:bookmarkEnd w:id="6"/>
     </w:p>
     <w:p/>
     <w:p>
@@ -1348,11 +1421,11 @@
       <w:pPr>
         <w:pStyle w:val="Nagwek1"/>
       </w:pPr>
-      <w:bookmarkStart w:id="6" w:name="_Toc235221567"/>
+      <w:bookmarkStart w:id="7" w:name="_Toc235600257"/>
       <w:r>
         <w:t>Blokowanie dostępu do zasobu: ulepszenie</w:t>
       </w:r>
-      <w:bookmarkEnd w:id="6"/>
+      <w:bookmarkEnd w:id="7"/>
     </w:p>
     <w:p>
       <w:pPr>
@@ -1381,6 +1454,9 @@
     <w:p/>
     <w:p>
       <w:r>
+        <w:rPr>
+          <w:noProof/>
+        </w:rPr>
         <w:lastRenderedPageBreak/>
         <w:drawing>
           <wp:inline distT="0" distB="0" distL="0" distR="0" wp14:anchorId="7517F823" wp14:editId="4C4AF105">
@@ -1423,14 +1499,109 @@
       <w:pPr>
         <w:pStyle w:val="Nagwek1"/>
       </w:pPr>
-      <w:bookmarkStart w:id="7" w:name="_Toc235221568"/>
+      <w:bookmarkStart w:id="8" w:name="_Toc235600258"/>
+      <w:r>
+        <w:t>Import danych z Excela</w:t>
+      </w:r>
+      <w:bookmarkEnd w:id="8"/>
+    </w:p>
+    <w:p>
+      <w:r>
+        <w:t>Stwierdzono występowanie błędu „</w:t>
+      </w:r>
+      <w:proofErr w:type="spellStart"/>
+      <w:r>
+        <w:t>Parameter</w:t>
+      </w:r>
+      <w:proofErr w:type="spellEnd"/>
+      <w:r>
+        <w:t xml:space="preserve"> </w:t>
+      </w:r>
+      <w:proofErr w:type="spellStart"/>
+      <w:r>
+        <w:t>object</w:t>
+      </w:r>
+      <w:proofErr w:type="spellEnd"/>
+      <w:r>
+        <w:t xml:space="preserve"> </w:t>
+      </w:r>
+      <w:proofErr w:type="spellStart"/>
+      <w:r>
+        <w:t>is</w:t>
+      </w:r>
+      <w:proofErr w:type="spellEnd"/>
+      <w:r>
+        <w:t xml:space="preserve"> </w:t>
+      </w:r>
+      <w:proofErr w:type="spellStart"/>
+      <w:r>
+        <w:t>improperly</w:t>
+      </w:r>
+      <w:proofErr w:type="spellEnd"/>
+      <w:r>
+        <w:t xml:space="preserve"> </w:t>
+      </w:r>
+      <w:proofErr w:type="spellStart"/>
+      <w:r>
+        <w:t>defined</w:t>
+      </w:r>
+      <w:proofErr w:type="spellEnd"/>
+      <w:r>
+        <w:t xml:space="preserve">. </w:t>
+      </w:r>
+      <w:proofErr w:type="spellStart"/>
+      <w:r>
+        <w:t>Inconsistent</w:t>
+      </w:r>
+      <w:proofErr w:type="spellEnd"/>
+      <w:r>
+        <w:t xml:space="preserve"> </w:t>
+      </w:r>
+      <w:proofErr w:type="spellStart"/>
+      <w:r>
+        <w:t>or</w:t>
+      </w:r>
+      <w:proofErr w:type="spellEnd"/>
+      <w:r>
+        <w:t xml:space="preserve"> </w:t>
+      </w:r>
+      <w:proofErr w:type="spellStart"/>
+      <w:r>
+        <w:t>incomplete</w:t>
+      </w:r>
+      <w:proofErr w:type="spellEnd"/>
+      <w:r>
+        <w:t xml:space="preserve"> </w:t>
+      </w:r>
+      <w:proofErr w:type="spellStart"/>
+      <w:r>
+        <w:t>information</w:t>
+      </w:r>
+      <w:proofErr w:type="spellEnd"/>
+      <w:r>
+        <w:t xml:space="preserve"> was </w:t>
+      </w:r>
+      <w:proofErr w:type="spellStart"/>
+      <w:r>
+        <w:t>provided</w:t>
+      </w:r>
+      <w:proofErr w:type="spellEnd"/>
+      <w:r>
+        <w:t>”, który został naprawiony.</w:t>
+      </w:r>
+    </w:p>
+    <w:p>
+      <w:pPr>
+        <w:pStyle w:val="Nagwek1"/>
+      </w:pPr>
+      <w:bookmarkStart w:id="9" w:name="_Toc235600259"/>
       <w:r>
         <w:t>Preferowane terminy w oknie K</w:t>
       </w:r>
       <w:r>
         <w:t>onflikt</w:t>
       </w:r>
-      <w:bookmarkEnd w:id="7"/>
+      <w:bookmarkEnd w:id="9"/>
     </w:p>
     <w:p>
       <w:r>
@@ -1478,11 +1649,11 @@
       <w:pPr>
         <w:pStyle w:val="Nagwek1"/>
       </w:pPr>
-      <w:bookmarkStart w:id="8" w:name="_Toc235221569"/>
+      <w:bookmarkStart w:id="10" w:name="_Toc235600260"/>
       <w:r>
         <w:t>Inne zmiany</w:t>
       </w:r>
-      <w:bookmarkEnd w:id="8"/>
+      <w:bookmarkEnd w:id="10"/>
     </w:p>
     <w:p>
       <w:pPr>
@@ -1512,8 +1683,6 @@
         </w:rPr>
         <w:t xml:space="preserve">kluczowych </w:t>
       </w:r>
-      <w:bookmarkStart w:id="9" w:name="_GoBack"/>
-      <w:bookmarkEnd w:id="9"/>
       <w:r>
         <w:rPr>
           <w:rFonts w:ascii="Segoe UI" w:hAnsi="Segoe UI" w:cs="Segoe UI"/>
@@ -1647,7 +1816,7 @@
           <w:rPr>
             <w:noProof/>
           </w:rPr>
-          <w:t>5</w:t>
+          <w:t>1</w:t>
         </w:r>
         <w:r>
           <w:fldChar w:fldCharType="end"/>
@@ -9367,7 +9536,7 @@
 </file>
 
 <file path=customXml/itemProps1.xml><?xml version="1.0" encoding="utf-8"?>
-<ds:datastoreItem xmlns:ds="http://schemas.openxmlformats.org/officeDocument/2006/customXml" ds:itemID="{14977F14-395B-4A20-9262-D3248451A360}">
+<ds:datastoreItem xmlns:ds="http://schemas.openxmlformats.org/officeDocument/2006/customXml" ds:itemID="{4ACF332B-BABF-47A8-A424-B46AE8871498}">
   <ds:schemaRefs>
     <ds:schemaRef ds:uri="http://schemas.openxmlformats.org/officeDocument/2006/bibliography"/>
   </ds:schemaRefs>

--- a/cd/doc/changes/202607.Zmiany.docx
+++ b/cd/doc/changes/202607.Zmiany.docx
@@ -77,8 +77,6 @@
         <w:jc w:val="both"/>
       </w:pPr>
     </w:p>
-    <w:bookmarkStart w:id="0" w:name="_GoBack"/>
-    <w:bookmarkEnd w:id="0"/>
     <w:p>
       <w:pPr>
         <w:pStyle w:val="Spistreci1"/>
@@ -101,7 +99,7 @@
       <w:r>
         <w:fldChar w:fldCharType="separate"/>
       </w:r>
-      <w:hyperlink w:anchor="_Toc235600251" w:history="1">
+      <w:hyperlink w:anchor="_Toc235913086" w:history="1">
         <w:r>
           <w:rPr>
             <w:rStyle w:val="Hipercze"/>
@@ -128,7 +126,7 @@
             <w:noProof/>
             <w:webHidden/>
           </w:rPr>
-          <w:instrText xml:space="preserve"> PAGEREF _Toc235600251 \h </w:instrText>
+          <w:instrText xml:space="preserve"> PAGEREF _Toc235913086 \h </w:instrText>
         </w:r>
         <w:r>
           <w:rPr>
@@ -172,7 +170,7 @@
           <w:szCs w:val="22"/>
         </w:rPr>
       </w:pPr>
-      <w:hyperlink w:anchor="_Toc235600252" w:history="1">
+      <w:hyperlink w:anchor="_Toc235913087" w:history="1">
         <w:r>
           <w:rPr>
             <w:rStyle w:val="Hipercze"/>
@@ -199,7 +197,7 @@
             <w:noProof/>
             <w:webHidden/>
           </w:rPr>
-          <w:instrText xml:space="preserve"> PAGEREF _Toc235600252 \h </w:instrText>
+          <w:instrText xml:space="preserve"> PAGEREF _Toc235913087 \h </w:instrText>
         </w:r>
         <w:r>
           <w:rPr>
@@ -243,7 +241,7 @@
           <w:szCs w:val="22"/>
         </w:rPr>
       </w:pPr>
-      <w:hyperlink w:anchor="_Toc235600253" w:history="1">
+      <w:hyperlink w:anchor="_Toc235913088" w:history="1">
         <w:r>
           <w:rPr>
             <w:rStyle w:val="Hipercze"/>
@@ -270,7 +268,7 @@
             <w:noProof/>
             <w:webHidden/>
           </w:rPr>
-          <w:instrText xml:space="preserve"> PAGEREF _Toc235600253 \h </w:instrText>
+          <w:instrText xml:space="preserve"> PAGEREF _Toc235913088 \h </w:instrText>
         </w:r>
         <w:r>
           <w:rPr>
@@ -314,7 +312,7 @@
           <w:szCs w:val="22"/>
         </w:rPr>
       </w:pPr>
-      <w:hyperlink w:anchor="_Toc235600254" w:history="1">
+      <w:hyperlink w:anchor="_Toc235913089" w:history="1">
         <w:r>
           <w:rPr>
             <w:rStyle w:val="Hipercze"/>
@@ -341,7 +339,7 @@
             <w:noProof/>
             <w:webHidden/>
           </w:rPr>
-          <w:instrText xml:space="preserve"> PAGEREF _Toc235600254 \h </w:instrText>
+          <w:instrText xml:space="preserve"> PAGEREF _Toc235913089 \h </w:instrText>
         </w:r>
         <w:r>
           <w:rPr>
@@ -385,7 +383,7 @@
           <w:szCs w:val="22"/>
         </w:rPr>
       </w:pPr>
-      <w:hyperlink w:anchor="_Toc235600255" w:history="1">
+      <w:hyperlink w:anchor="_Toc235913090" w:history="1">
         <w:r>
           <w:rPr>
             <w:rStyle w:val="Hipercze"/>
@@ -412,7 +410,7 @@
             <w:noProof/>
             <w:webHidden/>
           </w:rPr>
-          <w:instrText xml:space="preserve"> PAGEREF _Toc235600255 \h </w:instrText>
+          <w:instrText xml:space="preserve"> PAGEREF _Toc235913090 \h </w:instrText>
         </w:r>
         <w:r>
           <w:rPr>
@@ -456,7 +454,7 @@
           <w:szCs w:val="22"/>
         </w:rPr>
       </w:pPr>
-      <w:hyperlink w:anchor="_Toc235600256" w:history="1">
+      <w:hyperlink w:anchor="_Toc235913091" w:history="1">
         <w:r>
           <w:rPr>
             <w:rStyle w:val="Hipercze"/>
@@ -483,7 +481,7 @@
             <w:noProof/>
             <w:webHidden/>
           </w:rPr>
-          <w:instrText xml:space="preserve"> PAGEREF _Toc235600256 \h </w:instrText>
+          <w:instrText xml:space="preserve"> PAGEREF _Toc235913091 \h </w:instrText>
         </w:r>
         <w:r>
           <w:rPr>
@@ -527,7 +525,7 @@
           <w:szCs w:val="22"/>
         </w:rPr>
       </w:pPr>
-      <w:hyperlink w:anchor="_Toc235600257" w:history="1">
+      <w:hyperlink w:anchor="_Toc235913092" w:history="1">
         <w:r>
           <w:rPr>
             <w:rStyle w:val="Hipercze"/>
@@ -554,7 +552,7 @@
             <w:noProof/>
             <w:webHidden/>
           </w:rPr>
-          <w:instrText xml:space="preserve"> PAGEREF _Toc235600257 \h </w:instrText>
+          <w:instrText xml:space="preserve"> PAGEREF _Toc235913092 \h </w:instrText>
         </w:r>
         <w:r>
           <w:rPr>
@@ -598,13 +596,13 @@
           <w:szCs w:val="22"/>
         </w:rPr>
       </w:pPr>
-      <w:hyperlink w:anchor="_Toc235600258" w:history="1">
+      <w:hyperlink w:anchor="_Toc235913093" w:history="1">
         <w:r>
           <w:rPr>
             <w:rStyle w:val="Hipercze"/>
             <w:noProof/>
           </w:rPr>
-          <w:t>Import danych z Excela</w:t>
+          <w:t>Masowe kasowanie danych za pomocą funkcji "Import danych z Excela"</w:t>
         </w:r>
         <w:r>
           <w:rPr>
@@ -625,7 +623,7 @@
             <w:noProof/>
             <w:webHidden/>
           </w:rPr>
-          <w:instrText xml:space="preserve"> PAGEREF _Toc235600258 \h </w:instrText>
+          <w:instrText xml:space="preserve"> PAGEREF _Toc235913093 \h </w:instrText>
         </w:r>
         <w:r>
           <w:rPr>
@@ -669,13 +667,13 @@
           <w:szCs w:val="22"/>
         </w:rPr>
       </w:pPr>
-      <w:hyperlink w:anchor="_Toc235600259" w:history="1">
+      <w:hyperlink w:anchor="_Toc235913094" w:history="1">
         <w:r>
           <w:rPr>
             <w:rStyle w:val="Hipercze"/>
             <w:noProof/>
           </w:rPr>
-          <w:t>Preferowane terminy w oknie Konflikt</w:t>
+          <w:t>Import danych z Excela: poprawka</w:t>
         </w:r>
         <w:r>
           <w:rPr>
@@ -696,7 +694,7 @@
             <w:noProof/>
             <w:webHidden/>
           </w:rPr>
-          <w:instrText xml:space="preserve"> PAGEREF _Toc235600259 \h </w:instrText>
+          <w:instrText xml:space="preserve"> PAGEREF _Toc235913094 \h </w:instrText>
         </w:r>
         <w:r>
           <w:rPr>
@@ -740,13 +738,13 @@
           <w:szCs w:val="22"/>
         </w:rPr>
       </w:pPr>
-      <w:hyperlink w:anchor="_Toc235600260" w:history="1">
+      <w:hyperlink w:anchor="_Toc235913095" w:history="1">
         <w:r>
           <w:rPr>
             <w:rStyle w:val="Hipercze"/>
             <w:noProof/>
           </w:rPr>
-          <w:t>Inne zmiany</w:t>
+          <w:t>Preferowane terminy w oknie Konflikt</w:t>
         </w:r>
         <w:r>
           <w:rPr>
@@ -767,7 +765,7 @@
             <w:noProof/>
             <w:webHidden/>
           </w:rPr>
-          <w:instrText xml:space="preserve"> PAGEREF _Toc235600260 \h </w:instrText>
+          <w:instrText xml:space="preserve"> PAGEREF _Toc235913095 \h </w:instrText>
         </w:r>
         <w:r>
           <w:rPr>
@@ -799,19 +797,90 @@
       </w:hyperlink>
     </w:p>
     <w:p>
-      <w:r>
-        <w:fldChar w:fldCharType="end"/>
-      </w:r>
+      <w:pPr>
+        <w:pStyle w:val="Spistreci1"/>
+        <w:tabs>
+          <w:tab w:val="right" w:leader="dot" w:pos="9770"/>
+        </w:tabs>
+        <w:rPr>
+          <w:rFonts w:asciiTheme="minorHAnsi" w:eastAsiaTheme="minorEastAsia" w:hAnsiTheme="minorHAnsi" w:cstheme="minorBidi"/>
+          <w:noProof/>
+          <w:sz w:val="22"/>
+          <w:szCs w:val="22"/>
+        </w:rPr>
+      </w:pPr>
+      <w:hyperlink w:anchor="_Toc235913096" w:history="1">
+        <w:r>
+          <w:rPr>
+            <w:rStyle w:val="Hipercze"/>
+            <w:noProof/>
+          </w:rPr>
+          <w:t>Inne zmiany</w:t>
+        </w:r>
+        <w:r>
+          <w:rPr>
+            <w:noProof/>
+            <w:webHidden/>
+          </w:rPr>
+          <w:tab/>
+        </w:r>
+        <w:r>
+          <w:rPr>
+            <w:noProof/>
+            <w:webHidden/>
+          </w:rPr>
+          <w:fldChar w:fldCharType="begin"/>
+        </w:r>
+        <w:r>
+          <w:rPr>
+            <w:noProof/>
+            <w:webHidden/>
+          </w:rPr>
+          <w:instrText xml:space="preserve"> PAGEREF _Toc235913096 \h </w:instrText>
+        </w:r>
+        <w:r>
+          <w:rPr>
+            <w:noProof/>
+            <w:webHidden/>
+          </w:rPr>
+        </w:r>
+        <w:r>
+          <w:rPr>
+            <w:noProof/>
+            <w:webHidden/>
+          </w:rPr>
+          <w:fldChar w:fldCharType="separate"/>
+        </w:r>
+        <w:r>
+          <w:rPr>
+            <w:noProof/>
+            <w:webHidden/>
+          </w:rPr>
+          <w:t>5</w:t>
+        </w:r>
+        <w:r>
+          <w:rPr>
+            <w:noProof/>
+            <w:webHidden/>
+          </w:rPr>
+          <w:fldChar w:fldCharType="end"/>
+        </w:r>
+      </w:hyperlink>
     </w:p>
     <w:p>
+      <w:r>
+        <w:fldChar w:fldCharType="end"/>
+      </w:r>
+    </w:p>
+    <w:p>
       <w:pPr>
         <w:pStyle w:val="Nagwek1"/>
       </w:pPr>
-      <w:bookmarkStart w:id="1" w:name="_Toc235600251"/>
+      <w:bookmarkStart w:id="0" w:name="_Toc235913086"/>
       <w:r>
         <w:t>Planowanie w tygodnie parzyste i nieparzyste</w:t>
       </w:r>
-      <w:bookmarkEnd w:id="1"/>
+      <w:bookmarkEnd w:id="0"/>
     </w:p>
     <w:p>
       <w:pPr>
@@ -1091,11 +1160,11 @@
       <w:pPr>
         <w:pStyle w:val="Nagwek1"/>
       </w:pPr>
-      <w:bookmarkStart w:id="2" w:name="_Toc235600252"/>
+      <w:bookmarkStart w:id="1" w:name="_Toc235913087"/>
       <w:r>
         <w:t>Okresy: Okres nadrzędny</w:t>
       </w:r>
-      <w:bookmarkEnd w:id="2"/>
+      <w:bookmarkEnd w:id="1"/>
     </w:p>
     <w:p>
       <w:r>
@@ -1177,11 +1246,11 @@
       <w:pPr>
         <w:pStyle w:val="Nagwek1"/>
       </w:pPr>
-      <w:bookmarkStart w:id="3" w:name="_Toc235600253"/>
+      <w:bookmarkStart w:id="2" w:name="_Toc235913088"/>
       <w:r>
         <w:t>Uprawnienia od odczytu lub edycji</w:t>
       </w:r>
-      <w:bookmarkEnd w:id="3"/>
+      <w:bookmarkEnd w:id="2"/>
     </w:p>
     <w:p>
       <w:r>
@@ -1236,11 +1305,11 @@
       <w:pPr>
         <w:pStyle w:val="Nagwek1"/>
       </w:pPr>
-      <w:bookmarkStart w:id="4" w:name="_Toc235600254"/>
+      <w:bookmarkStart w:id="3" w:name="_Toc235913089"/>
       <w:r>
         <w:t>Okresy: Nadawanie uprawnień do edycji kalendarza dni wolnych</w:t>
       </w:r>
-      <w:bookmarkEnd w:id="4"/>
+      <w:bookmarkEnd w:id="3"/>
     </w:p>
     <w:p>
       <w:r>
@@ -1293,12 +1362,12 @@
       <w:pPr>
         <w:pStyle w:val="Nagwek1"/>
       </w:pPr>
-      <w:bookmarkStart w:id="5" w:name="_Toc235600255"/>
+      <w:bookmarkStart w:id="4" w:name="_Toc235913090"/>
       <w:r>
         <w:lastRenderedPageBreak/>
         <w:t>Wydruk rozkładu: Kolory w legendzie</w:t>
       </w:r>
-      <w:bookmarkEnd w:id="5"/>
+      <w:bookmarkEnd w:id="4"/>
     </w:p>
     <w:p>
       <w:r>
@@ -1361,11 +1430,11 @@
       <w:pPr>
         <w:pStyle w:val="Nagwek1"/>
       </w:pPr>
-      <w:bookmarkStart w:id="6" w:name="_Toc235600256"/>
+      <w:bookmarkStart w:id="5" w:name="_Toc235913091"/>
       <w:r>
         <w:t>Dostępne miejsce</w:t>
       </w:r>
-      <w:bookmarkEnd w:id="6"/>
+      <w:bookmarkEnd w:id="5"/>
     </w:p>
     <w:p/>
     <w:p>
@@ -1421,11 +1490,11 @@
       <w:pPr>
         <w:pStyle w:val="Nagwek1"/>
       </w:pPr>
-      <w:bookmarkStart w:id="7" w:name="_Toc235600257"/>
+      <w:bookmarkStart w:id="6" w:name="_Toc235913092"/>
       <w:r>
         <w:t>Blokowanie dostępu do zasobu: ulepszenie</w:t>
       </w:r>
-      <w:bookmarkEnd w:id="7"/>
+      <w:bookmarkEnd w:id="6"/>
     </w:p>
     <w:p>
       <w:pPr>
@@ -1499,9 +1568,116 @@
       <w:pPr>
         <w:pStyle w:val="Nagwek1"/>
       </w:pPr>
-      <w:bookmarkStart w:id="8" w:name="_Toc235600258"/>
+      <w:bookmarkStart w:id="7" w:name="_Toc235913093"/>
+      <w:r>
+        <w:t>Masowe kasowanie danych za pomocą funkcji "Import danych z Excela"</w:t>
+      </w:r>
+      <w:bookmarkEnd w:id="7"/>
+    </w:p>
+    <w:p>
+      <w:r>
+        <w:t>Można kasować rekordy za pomocą funkcji „Pobierz dane z program Excel”. W tym celu należy w pliku z danymi wypełnić kolumnę „Integration Id”, a pozostałe kolumny pozostawić puste</w:t>
+      </w:r>
+      <w:r>
+        <w:t>, na przykład:</w:t>
+      </w:r>
+    </w:p>
+    <w:p/>
+    <w:p>
+      <w:r>
+        <w:rPr>
+          <w:noProof/>
+        </w:rPr>
+        <w:drawing>
+          <wp:inline distT="0" distB="0" distL="0" distR="0" wp14:anchorId="70868AD2" wp14:editId="74889E03">
+            <wp:extent cx="5972810" cy="1882140"/>
+            <wp:effectExtent l="0" t="0" r="8890" b="3810"/>
+            <wp:docPr id="10" name="Obraz 10"/>
+            <wp:cNvGraphicFramePr>
+              <a:graphicFrameLocks xmlns:a="http://schemas.openxmlformats.org/drawingml/2006/main" noChangeAspect="1"/>
+            </wp:cNvGraphicFramePr>
+            <a:graphic xmlns:a="http://schemas.openxmlformats.org/drawingml/2006/main">
+              <a:graphicData uri="http://schemas.openxmlformats.org/drawingml/2006/picture">
+                <pic:pic xmlns:pic="http://schemas.openxmlformats.org/drawingml/2006/picture">
+                  <pic:nvPicPr>
+                    <pic:cNvPr id="0" name=""/>
+                    <pic:cNvPicPr/>
+                  </pic:nvPicPr>
+                  <pic:blipFill>
+                    <a:blip r:embed="rId18"/>
+                    <a:stretch>
+                      <a:fillRect/>
+                    </a:stretch>
+                  </pic:blipFill>
+                  <pic:spPr>
+                    <a:xfrm>
+                      <a:off x="0" y="0"/>
+                      <a:ext cx="5972810" cy="1882140"/>
+                    </a:xfrm>
+                    <a:prstGeom prst="rect">
+                      <a:avLst/>
+                    </a:prstGeom>
+                  </pic:spPr>
+                </pic:pic>
+              </a:graphicData>
+            </a:graphic>
+          </wp:inline>
+        </w:drawing>
+      </w:r>
+    </w:p>
+    <w:p/>
+    <w:p>
+      <w:r>
+        <w:t xml:space="preserve">Aby skasować dane, użytkownik musi mieć uprawnienia do </w:t>
+      </w:r>
+      <w:r>
+        <w:t>kasowanych</w:t>
+      </w:r>
+      <w:r>
+        <w:t xml:space="preserve"> zasobów.</w:t>
+      </w:r>
+    </w:p>
+    <w:p>
+      <w:pPr>
+        <w:pStyle w:val="Nagwek1"/>
+      </w:pPr>
+      <w:bookmarkStart w:id="8" w:name="_Toc235913094"/>
+      <w:r>
+        <w:t>Jednoczesny dostęp do kalendarzy: ulepszenie</w:t>
+      </w:r>
+    </w:p>
+    <w:p>
+      <w:r>
+        <w:t>Jeżeli dwóch użytkowników jed</w:t>
+      </w:r>
+      <w:r>
+        <w:t>n</w:t>
+      </w:r>
+      <w:bookmarkStart w:id="9" w:name="_GoBack"/>
+      <w:bookmarkEnd w:id="9"/>
+      <w:r>
+        <w:t>ocześnie próbuje zaplanować zajęcie temu samemu zasobowi, to:</w:t>
+      </w:r>
+    </w:p>
+    <w:p>
+      <w:r>
+        <w:t>1/ W poprzedniej wersji program zawieszał się na około 10 sekund oczekując na zapisanie danych przez innego użytkownika.</w:t>
+      </w:r>
+    </w:p>
+    <w:p>
+      <w:r>
+        <w:t>2/ W obecnej wersji natychmiast pokazuje się komunikat „Spróbuj za chwilę”.</w:t>
+      </w:r>
+    </w:p>
+    <w:p>
+      <w:pPr>
+        <w:pStyle w:val="Nagwek1"/>
+      </w:pPr>
       <w:r>
         <w:t>Import danych z Excela</w:t>
+      </w:r>
+      <w:r>
+        <w:t>: poprawka</w:t>
       </w:r>
       <w:bookmarkEnd w:id="8"/>
     </w:p>
@@ -1594,14 +1770,14 @@
       <w:pPr>
         <w:pStyle w:val="Nagwek1"/>
       </w:pPr>
-      <w:bookmarkStart w:id="9" w:name="_Toc235600259"/>
+      <w:bookmarkStart w:id="10" w:name="_Toc235913095"/>
       <w:r>
         <w:t>Preferowane terminy w oknie K</w:t>
       </w:r>
       <w:r>
         <w:t>onflikt</w:t>
       </w:r>
-      <w:bookmarkEnd w:id="9"/>
+      <w:bookmarkEnd w:id="10"/>
     </w:p>
     <w:p>
       <w:r>
@@ -1624,7 +1800,7 @@
                     <pic:cNvPicPr/>
                   </pic:nvPicPr>
                   <pic:blipFill>
-                    <a:blip r:embed="rId18"/>
+                    <a:blip r:embed="rId19"/>
                     <a:stretch>
                       <a:fillRect/>
                     </a:stretch>
@@ -1649,11 +1825,12 @@
       <w:pPr>
         <w:pStyle w:val="Nagwek1"/>
       </w:pPr>
-      <w:bookmarkStart w:id="10" w:name="_Toc235600260"/>
-      <w:r>
+      <w:bookmarkStart w:id="11" w:name="_Toc235913096"/>
+      <w:r>
+        <w:lastRenderedPageBreak/>
         <w:t>Inne zmiany</w:t>
       </w:r>
-      <w:bookmarkEnd w:id="10"/>
+      <w:bookmarkEnd w:id="11"/>
     </w:p>
     <w:p>
       <w:pPr>
@@ -1755,8 +1932,8 @@
       </w:pPr>
     </w:p>
     <w:sectPr>
-      <w:headerReference w:type="default" r:id="rId19"/>
-      <w:footerReference w:type="default" r:id="rId20"/>
+      <w:headerReference w:type="default" r:id="rId20"/>
+      <w:footerReference w:type="default" r:id="rId21"/>
       <w:type w:val="continuous"/>
       <w:pgSz w:w="11906" w:h="16838"/>
       <w:pgMar w:top="957" w:right="1133" w:bottom="1418" w:left="993" w:header="142" w:footer="565" w:gutter="0"/>
@@ -1816,7 +1993,7 @@
           <w:rPr>
             <w:noProof/>
           </w:rPr>
-          <w:t>1</w:t>
+          <w:t>5</w:t>
         </w:r>
         <w:r>
           <w:fldChar w:fldCharType="end"/>
@@ -9536,7 +9713,7 @@
 </file>
 
 <file path=customXml/itemProps1.xml><?xml version="1.0" encoding="utf-8"?>
-<ds:datastoreItem xmlns:ds="http://schemas.openxmlformats.org/officeDocument/2006/customXml" ds:itemID="{4ACF332B-BABF-47A8-A424-B46AE8871498}">
+<ds:datastoreItem xmlns:ds="http://schemas.openxmlformats.org/officeDocument/2006/customXml" ds:itemID="{B69CD002-FE7D-4998-A660-697500EF212A}">
   <ds:schemaRefs>
     <ds:schemaRef ds:uri="http://schemas.openxmlformats.org/officeDocument/2006/bibliography"/>
   </ds:schemaRefs>

--- a/cd/doc/changes/202607.Zmiany.docx
+++ b/cd/doc/changes/202607.Zmiany.docx
@@ -99,7 +99,7 @@
       <w:r>
         <w:fldChar w:fldCharType="separate"/>
       </w:r>
-      <w:hyperlink w:anchor="_Toc235913086" w:history="1">
+      <w:hyperlink w:anchor="_Toc236136788" w:history="1">
         <w:r>
           <w:rPr>
             <w:rStyle w:val="Hipercze"/>
@@ -126,7 +126,7 @@
             <w:noProof/>
             <w:webHidden/>
           </w:rPr>
-          <w:instrText xml:space="preserve"> PAGEREF _Toc235913086 \h </w:instrText>
+          <w:instrText xml:space="preserve"> PAGEREF _Toc236136788 \h </w:instrText>
         </w:r>
         <w:r>
           <w:rPr>
@@ -170,7 +170,7 @@
           <w:szCs w:val="22"/>
         </w:rPr>
       </w:pPr>
-      <w:hyperlink w:anchor="_Toc235913087" w:history="1">
+      <w:hyperlink w:anchor="_Toc236136789" w:history="1">
         <w:r>
           <w:rPr>
             <w:rStyle w:val="Hipercze"/>
@@ -197,7 +197,7 @@
             <w:noProof/>
             <w:webHidden/>
           </w:rPr>
-          <w:instrText xml:space="preserve"> PAGEREF _Toc235913087 \h </w:instrText>
+          <w:instrText xml:space="preserve"> PAGEREF _Toc236136789 \h </w:instrText>
         </w:r>
         <w:r>
           <w:rPr>
@@ -241,7 +241,7 @@
           <w:szCs w:val="22"/>
         </w:rPr>
       </w:pPr>
-      <w:hyperlink w:anchor="_Toc235913088" w:history="1">
+      <w:hyperlink w:anchor="_Toc236136790" w:history="1">
         <w:r>
           <w:rPr>
             <w:rStyle w:val="Hipercze"/>
@@ -268,7 +268,7 @@
             <w:noProof/>
             <w:webHidden/>
           </w:rPr>
-          <w:instrText xml:space="preserve"> PAGEREF _Toc235913088 \h </w:instrText>
+          <w:instrText xml:space="preserve"> PAGEREF _Toc236136790 \h </w:instrText>
         </w:r>
         <w:r>
           <w:rPr>
@@ -312,7 +312,7 @@
           <w:szCs w:val="22"/>
         </w:rPr>
       </w:pPr>
-      <w:hyperlink w:anchor="_Toc235913089" w:history="1">
+      <w:hyperlink w:anchor="_Toc236136791" w:history="1">
         <w:r>
           <w:rPr>
             <w:rStyle w:val="Hipercze"/>
@@ -339,7 +339,7 @@
             <w:noProof/>
             <w:webHidden/>
           </w:rPr>
-          <w:instrText xml:space="preserve"> PAGEREF _Toc235913089 \h </w:instrText>
+          <w:instrText xml:space="preserve"> PAGEREF _Toc236136791 \h </w:instrText>
         </w:r>
         <w:r>
           <w:rPr>
@@ -383,7 +383,7 @@
           <w:szCs w:val="22"/>
         </w:rPr>
       </w:pPr>
-      <w:hyperlink w:anchor="_Toc235913090" w:history="1">
+      <w:hyperlink w:anchor="_Toc236136792" w:history="1">
         <w:r>
           <w:rPr>
             <w:rStyle w:val="Hipercze"/>
@@ -410,7 +410,7 @@
             <w:noProof/>
             <w:webHidden/>
           </w:rPr>
-          <w:instrText xml:space="preserve"> PAGEREF _Toc235913090 \h </w:instrText>
+          <w:instrText xml:space="preserve"> PAGEREF _Toc236136792 \h </w:instrText>
         </w:r>
         <w:r>
           <w:rPr>
@@ -454,7 +454,7 @@
           <w:szCs w:val="22"/>
         </w:rPr>
       </w:pPr>
-      <w:hyperlink w:anchor="_Toc235913091" w:history="1">
+      <w:hyperlink w:anchor="_Toc236136793" w:history="1">
         <w:r>
           <w:rPr>
             <w:rStyle w:val="Hipercze"/>
@@ -481,7 +481,7 @@
             <w:noProof/>
             <w:webHidden/>
           </w:rPr>
-          <w:instrText xml:space="preserve"> PAGEREF _Toc235913091 \h </w:instrText>
+          <w:instrText xml:space="preserve"> PAGEREF _Toc236136793 \h </w:instrText>
         </w:r>
         <w:r>
           <w:rPr>
@@ -525,7 +525,7 @@
           <w:szCs w:val="22"/>
         </w:rPr>
       </w:pPr>
-      <w:hyperlink w:anchor="_Toc235913092" w:history="1">
+      <w:hyperlink w:anchor="_Toc236136794" w:history="1">
         <w:r>
           <w:rPr>
             <w:rStyle w:val="Hipercze"/>
@@ -552,7 +552,7 @@
             <w:noProof/>
             <w:webHidden/>
           </w:rPr>
-          <w:instrText xml:space="preserve"> PAGEREF _Toc235913092 \h </w:instrText>
+          <w:instrText xml:space="preserve"> PAGEREF _Toc236136794 \h </w:instrText>
         </w:r>
         <w:r>
           <w:rPr>
@@ -596,7 +596,7 @@
           <w:szCs w:val="22"/>
         </w:rPr>
       </w:pPr>
-      <w:hyperlink w:anchor="_Toc235913093" w:history="1">
+      <w:hyperlink w:anchor="_Toc236136795" w:history="1">
         <w:r>
           <w:rPr>
             <w:rStyle w:val="Hipercze"/>
@@ -623,7 +623,7 @@
             <w:noProof/>
             <w:webHidden/>
           </w:rPr>
-          <w:instrText xml:space="preserve"> PAGEREF _Toc235913093 \h </w:instrText>
+          <w:instrText xml:space="preserve"> PAGEREF _Toc236136795 \h </w:instrText>
         </w:r>
         <w:r>
           <w:rPr>
@@ -667,13 +667,13 @@
           <w:szCs w:val="22"/>
         </w:rPr>
       </w:pPr>
-      <w:hyperlink w:anchor="_Toc235913094" w:history="1">
+      <w:hyperlink w:anchor="_Toc236136796" w:history="1">
         <w:r>
           <w:rPr>
             <w:rStyle w:val="Hipercze"/>
             <w:noProof/>
           </w:rPr>
-          <w:t>Import danych z Excela: poprawka</w:t>
+          <w:t>Jednoczesny dostęp do kalendarzy: ulepszenie</w:t>
         </w:r>
         <w:r>
           <w:rPr>
@@ -694,7 +694,7 @@
             <w:noProof/>
             <w:webHidden/>
           </w:rPr>
-          <w:instrText xml:space="preserve"> PAGEREF _Toc235913094 \h </w:instrText>
+          <w:instrText xml:space="preserve"> PAGEREF _Toc236136796 \h </w:instrText>
         </w:r>
         <w:r>
           <w:rPr>
@@ -738,13 +738,13 @@
           <w:szCs w:val="22"/>
         </w:rPr>
       </w:pPr>
-      <w:hyperlink w:anchor="_Toc235913095" w:history="1">
+      <w:hyperlink w:anchor="_Toc236136797" w:history="1">
         <w:r>
           <w:rPr>
             <w:rStyle w:val="Hipercze"/>
             <w:noProof/>
           </w:rPr>
-          <w:t>Preferowane terminy w oknie Konflikt</w:t>
+          <w:t>Import danych z Excela: poprawka</w:t>
         </w:r>
         <w:r>
           <w:rPr>
@@ -765,7 +765,7 @@
             <w:noProof/>
             <w:webHidden/>
           </w:rPr>
-          <w:instrText xml:space="preserve"> PAGEREF _Toc235913095 \h </w:instrText>
+          <w:instrText xml:space="preserve"> PAGEREF _Toc236136797 \h </w:instrText>
         </w:r>
         <w:r>
           <w:rPr>
@@ -809,13 +809,13 @@
           <w:szCs w:val="22"/>
         </w:rPr>
       </w:pPr>
-      <w:hyperlink w:anchor="_Toc235913096" w:history="1">
+      <w:hyperlink w:anchor="_Toc236136798" w:history="1">
         <w:r>
           <w:rPr>
             <w:rStyle w:val="Hipercze"/>
             <w:noProof/>
           </w:rPr>
-          <w:t>Inne zmiany</w:t>
+          <w:t>Preferowane terminy w oknie Konflikt</w:t>
         </w:r>
         <w:r>
           <w:rPr>
@@ -836,7 +836,7 @@
             <w:noProof/>
             <w:webHidden/>
           </w:rPr>
-          <w:instrText xml:space="preserve"> PAGEREF _Toc235913096 \h </w:instrText>
+          <w:instrText xml:space="preserve"> PAGEREF _Toc236136798 \h </w:instrText>
         </w:r>
         <w:r>
           <w:rPr>
@@ -868,15 +868,157 @@
       </w:hyperlink>
     </w:p>
     <w:p>
-      <w:r>
-        <w:fldChar w:fldCharType="end"/>
-      </w:r>
+      <w:pPr>
+        <w:pStyle w:val="Spistreci1"/>
+        <w:tabs>
+          <w:tab w:val="right" w:leader="dot" w:pos="9770"/>
+        </w:tabs>
+        <w:rPr>
+          <w:rFonts w:asciiTheme="minorHAnsi" w:eastAsiaTheme="minorEastAsia" w:hAnsiTheme="minorHAnsi" w:cstheme="minorBidi"/>
+          <w:noProof/>
+          <w:sz w:val="22"/>
+          <w:szCs w:val="22"/>
+        </w:rPr>
+      </w:pPr>
+      <w:hyperlink w:anchor="_Toc236136799" w:history="1">
+        <w:r>
+          <w:rPr>
+            <w:rStyle w:val="Hipercze"/>
+            <w:noProof/>
+          </w:rPr>
+          <w:t>Podrzędni: wykładowcy, grupy, sale – możliwość wyłączenia</w:t>
+        </w:r>
+        <w:r>
+          <w:rPr>
+            <w:noProof/>
+            <w:webHidden/>
+          </w:rPr>
+          <w:tab/>
+        </w:r>
+        <w:r>
+          <w:rPr>
+            <w:noProof/>
+            <w:webHidden/>
+          </w:rPr>
+          <w:fldChar w:fldCharType="begin"/>
+        </w:r>
+        <w:r>
+          <w:rPr>
+            <w:noProof/>
+            <w:webHidden/>
+          </w:rPr>
+          <w:instrText xml:space="preserve"> PAGEREF _Toc236136799 \h </w:instrText>
+        </w:r>
+        <w:r>
+          <w:rPr>
+            <w:noProof/>
+            <w:webHidden/>
+          </w:rPr>
+        </w:r>
+        <w:r>
+          <w:rPr>
+            <w:noProof/>
+            <w:webHidden/>
+          </w:rPr>
+          <w:fldChar w:fldCharType="separate"/>
+        </w:r>
+        <w:r>
+          <w:rPr>
+            <w:noProof/>
+            <w:webHidden/>
+          </w:rPr>
+          <w:t>6</w:t>
+        </w:r>
+        <w:r>
+          <w:rPr>
+            <w:noProof/>
+            <w:webHidden/>
+          </w:rPr>
+          <w:fldChar w:fldCharType="end"/>
+        </w:r>
+      </w:hyperlink>
     </w:p>
     <w:p>
       <w:pPr>
+        <w:pStyle w:val="Spistreci1"/>
+        <w:tabs>
+          <w:tab w:val="right" w:leader="dot" w:pos="9770"/>
+        </w:tabs>
+        <w:rPr>
+          <w:rFonts w:asciiTheme="minorHAnsi" w:eastAsiaTheme="minorEastAsia" w:hAnsiTheme="minorHAnsi" w:cstheme="minorBidi"/>
+          <w:noProof/>
+          <w:sz w:val="22"/>
+          <w:szCs w:val="22"/>
+        </w:rPr>
+      </w:pPr>
+      <w:hyperlink w:anchor="_Toc236136800" w:history="1">
+        <w:r>
+          <w:rPr>
+            <w:rStyle w:val="Hipercze"/>
+            <w:noProof/>
+          </w:rPr>
+          <w:t>Inne zmiany</w:t>
+        </w:r>
+        <w:r>
+          <w:rPr>
+            <w:noProof/>
+            <w:webHidden/>
+          </w:rPr>
+          <w:tab/>
+        </w:r>
+        <w:r>
+          <w:rPr>
+            <w:noProof/>
+            <w:webHidden/>
+          </w:rPr>
+          <w:fldChar w:fldCharType="begin"/>
+        </w:r>
+        <w:r>
+          <w:rPr>
+            <w:noProof/>
+            <w:webHidden/>
+          </w:rPr>
+          <w:instrText xml:space="preserve"> PAGEREF _Toc236136800 \h </w:instrText>
+        </w:r>
+        <w:r>
+          <w:rPr>
+            <w:noProof/>
+            <w:webHidden/>
+          </w:rPr>
+        </w:r>
+        <w:r>
+          <w:rPr>
+            <w:noProof/>
+            <w:webHidden/>
+          </w:rPr>
+          <w:fldChar w:fldCharType="separate"/>
+        </w:r>
+        <w:r>
+          <w:rPr>
+            <w:noProof/>
+            <w:webHidden/>
+          </w:rPr>
+          <w:t>6</w:t>
+        </w:r>
+        <w:r>
+          <w:rPr>
+            <w:noProof/>
+            <w:webHidden/>
+          </w:rPr>
+          <w:fldChar w:fldCharType="end"/>
+        </w:r>
+      </w:hyperlink>
+    </w:p>
+    <w:p>
+      <w:r>
+        <w:fldChar w:fldCharType="end"/>
+      </w:r>
+    </w:p>
+    <w:p>
+      <w:pPr>
         <w:pStyle w:val="Nagwek1"/>
       </w:pPr>
-      <w:bookmarkStart w:id="0" w:name="_Toc235913086"/>
+      <w:bookmarkStart w:id="0" w:name="_Toc236136788"/>
       <w:r>
         <w:t>Planowanie w tygodnie parzyste i nieparzyste</w:t>
       </w:r>
@@ -1160,11 +1302,14 @@
       <w:pPr>
         <w:pStyle w:val="Nagwek1"/>
       </w:pPr>
-      <w:bookmarkStart w:id="1" w:name="_Toc235913087"/>
-      <w:r>
-        <w:t>Okresy: Okres nadrzędny</w:t>
+      <w:bookmarkStart w:id="1" w:name="_Toc236136789"/>
+      <w:r>
+        <w:t xml:space="preserve">Okresy: </w:t>
       </w:r>
       <w:bookmarkEnd w:id="1"/>
+      <w:r>
+        <w:t>kopiuj dni wolne z okresu</w:t>
+      </w:r>
     </w:p>
     <w:p>
       <w:r>
@@ -1189,26 +1334,31 @@
         <w:t xml:space="preserve"> </w:t>
       </w:r>
       <w:r>
-        <w:t>okresu</w:t>
-      </w:r>
-      <w:r>
-        <w:t xml:space="preserve"> nadrzędnego</w:t>
-      </w:r>
-      <w:r>
-        <w:t>. Zmiany są aktualizowane z 5min opóźnieniem.</w:t>
+        <w:t xml:space="preserve">okresu. Zmiany są aktualizowane </w:t>
+      </w:r>
+      <w:r>
+        <w:t>w ciągu około</w:t>
+      </w:r>
+      <w:r>
+        <w:t xml:space="preserve"> 5min</w:t>
+      </w:r>
+      <w:bookmarkStart w:id="2" w:name="_GoBack"/>
+      <w:bookmarkEnd w:id="2"/>
+      <w:r>
+        <w:t>.</w:t>
       </w:r>
     </w:p>
     <w:p/>
     <w:p>
-      <w:r>
-        <w:rPr>
-          <w:noProof/>
-        </w:rPr>
+      <w:pPr>
+        <w:jc w:val="center"/>
+      </w:pPr>
+      <w:r>
         <w:drawing>
-          <wp:inline distT="0" distB="0" distL="0" distR="0" wp14:anchorId="13E79266" wp14:editId="39D62E07">
-            <wp:extent cx="5972810" cy="1844040"/>
-            <wp:effectExtent l="0" t="0" r="8890" b="3810"/>
-            <wp:docPr id="8" name="Obraz 8"/>
+          <wp:inline distT="0" distB="0" distL="0" distR="0" wp14:anchorId="2B25D1FE" wp14:editId="7B13FFB8">
+            <wp:extent cx="3958245" cy="2747963"/>
+            <wp:effectExtent l="0" t="0" r="4445" b="0"/>
+            <wp:docPr id="12" name="Obraz 12"/>
             <wp:cNvGraphicFramePr>
               <a:graphicFrameLocks xmlns:a="http://schemas.openxmlformats.org/drawingml/2006/main" noChangeAspect="1"/>
             </wp:cNvGraphicFramePr>
@@ -1228,7 +1378,7 @@
                   <pic:spPr>
                     <a:xfrm>
                       <a:off x="0" y="0"/>
-                      <a:ext cx="5972810" cy="1844040"/>
+                      <a:ext cx="3958666" cy="2748255"/>
                     </a:xfrm>
                     <a:prstGeom prst="rect">
                       <a:avLst/>
@@ -1246,11 +1396,11 @@
       <w:pPr>
         <w:pStyle w:val="Nagwek1"/>
       </w:pPr>
-      <w:bookmarkStart w:id="2" w:name="_Toc235913088"/>
+      <w:bookmarkStart w:id="3" w:name="_Toc236136790"/>
       <w:r>
         <w:t>Uprawnienia od odczytu lub edycji</w:t>
       </w:r>
-      <w:bookmarkEnd w:id="2"/>
+      <w:bookmarkEnd w:id="3"/>
     </w:p>
     <w:p>
       <w:r>
@@ -1305,11 +1455,11 @@
       <w:pPr>
         <w:pStyle w:val="Nagwek1"/>
       </w:pPr>
-      <w:bookmarkStart w:id="3" w:name="_Toc235913089"/>
+      <w:bookmarkStart w:id="4" w:name="_Toc236136791"/>
       <w:r>
         <w:t>Okresy: Nadawanie uprawnień do edycji kalendarza dni wolnych</w:t>
       </w:r>
-      <w:bookmarkEnd w:id="3"/>
+      <w:bookmarkEnd w:id="4"/>
     </w:p>
     <w:p>
       <w:r>
@@ -1362,12 +1512,12 @@
       <w:pPr>
         <w:pStyle w:val="Nagwek1"/>
       </w:pPr>
-      <w:bookmarkStart w:id="4" w:name="_Toc235913090"/>
+      <w:bookmarkStart w:id="5" w:name="_Toc236136792"/>
       <w:r>
         <w:lastRenderedPageBreak/>
         <w:t>Wydruk rozkładu: Kolory w legendzie</w:t>
       </w:r>
-      <w:bookmarkEnd w:id="4"/>
+      <w:bookmarkEnd w:id="5"/>
     </w:p>
     <w:p>
       <w:r>
@@ -1430,11 +1580,11 @@
       <w:pPr>
         <w:pStyle w:val="Nagwek1"/>
       </w:pPr>
-      <w:bookmarkStart w:id="5" w:name="_Toc235913091"/>
+      <w:bookmarkStart w:id="6" w:name="_Toc236136793"/>
       <w:r>
         <w:t>Dostępne miejsce</w:t>
       </w:r>
-      <w:bookmarkEnd w:id="5"/>
+      <w:bookmarkEnd w:id="6"/>
     </w:p>
     <w:p/>
     <w:p>
@@ -1490,11 +1640,11 @@
       <w:pPr>
         <w:pStyle w:val="Nagwek1"/>
       </w:pPr>
-      <w:bookmarkStart w:id="6" w:name="_Toc235913092"/>
+      <w:bookmarkStart w:id="7" w:name="_Toc236136794"/>
       <w:r>
         <w:t>Blokowanie dostępu do zasobu: ulepszenie</w:t>
       </w:r>
-      <w:bookmarkEnd w:id="6"/>
+      <w:bookmarkEnd w:id="7"/>
     </w:p>
     <w:p>
       <w:pPr>
@@ -1568,11 +1718,11 @@
       <w:pPr>
         <w:pStyle w:val="Nagwek1"/>
       </w:pPr>
-      <w:bookmarkStart w:id="7" w:name="_Toc235913093"/>
+      <w:bookmarkStart w:id="8" w:name="_Toc236136795"/>
       <w:r>
         <w:t>Masowe kasowanie danych za pomocą funkcji "Import danych z Excela"</w:t>
       </w:r>
-      <w:bookmarkEnd w:id="7"/>
+      <w:bookmarkEnd w:id="8"/>
     </w:p>
     <w:p>
       <w:r>
@@ -1641,10 +1791,11 @@
       <w:pPr>
         <w:pStyle w:val="Nagwek1"/>
       </w:pPr>
-      <w:bookmarkStart w:id="8" w:name="_Toc235913094"/>
+      <w:bookmarkStart w:id="9" w:name="_Toc236136796"/>
       <w:r>
         <w:t>Jednoczesny dostęp do kalendarzy: ulepszenie</w:t>
       </w:r>
+      <w:bookmarkEnd w:id="9"/>
     </w:p>
     <w:p>
       <w:r>
@@ -1653,8 +1804,6 @@
       <w:r>
         <w:t>n</w:t>
       </w:r>
-      <w:bookmarkStart w:id="9" w:name="_GoBack"/>
-      <w:bookmarkEnd w:id="9"/>
       <w:r>
         <w:t>ocześnie próbuje zaplanować zajęcie temu samemu zasobowi, to:</w:t>
       </w:r>
@@ -1673,13 +1822,14 @@
       <w:pPr>
         <w:pStyle w:val="Nagwek1"/>
       </w:pPr>
+      <w:bookmarkStart w:id="10" w:name="_Toc236136797"/>
       <w:r>
         <w:t>Import danych z Excela</w:t>
       </w:r>
       <w:r>
         <w:t>: poprawka</w:t>
       </w:r>
-      <w:bookmarkEnd w:id="8"/>
+      <w:bookmarkEnd w:id="10"/>
     </w:p>
     <w:p>
       <w:r>
@@ -1770,14 +1920,14 @@
       <w:pPr>
         <w:pStyle w:val="Nagwek1"/>
       </w:pPr>
-      <w:bookmarkStart w:id="10" w:name="_Toc235913095"/>
+      <w:bookmarkStart w:id="11" w:name="_Toc236136798"/>
       <w:r>
         <w:t>Preferowane terminy w oknie K</w:t>
       </w:r>
       <w:r>
         <w:t>onflikt</w:t>
       </w:r>
-      <w:bookmarkEnd w:id="10"/>
+      <w:bookmarkEnd w:id="11"/>
     </w:p>
     <w:p>
       <w:r>
@@ -1825,12 +1975,92 @@
       <w:pPr>
         <w:pStyle w:val="Nagwek1"/>
       </w:pPr>
-      <w:bookmarkStart w:id="11" w:name="_Toc235913096"/>
+      <w:bookmarkStart w:id="12" w:name="_Toc236136799"/>
       <w:r>
         <w:lastRenderedPageBreak/>
+        <w:t>Podrzędni: wykładowcy, grupy, sale – możliwość wyłączenia</w:t>
+      </w:r>
+      <w:bookmarkEnd w:id="12"/>
+    </w:p>
+    <w:p>
+      <w:r>
+        <w:t>Dodano możliwość wyłączenia funkcjonalności dodawania powiązanych (</w:t>
+      </w:r>
+      <w:proofErr w:type="spellStart"/>
+      <w:r>
+        <w:t>podrzędnych-nadrzędnych</w:t>
+      </w:r>
+      <w:proofErr w:type="spellEnd"/>
+      <w:r>
+        <w:t xml:space="preserve">) wykładowców, grup i </w:t>
+      </w:r>
+      <w:proofErr w:type="spellStart"/>
+      <w:r>
+        <w:t>sal</w:t>
+      </w:r>
+      <w:proofErr w:type="spellEnd"/>
+      <w:r>
+        <w:t>.</w:t>
+      </w:r>
+    </w:p>
+    <w:p/>
+    <w:p>
+      <w:r>
+        <w:t>Ponieważ powiązani wykładowcy i sale to funkcjonalność rzadko używana, domyślnie funkcjonalność ta została wyłączona.</w:t>
+      </w:r>
+    </w:p>
+    <w:p/>
+    <w:p>
+      <w:pPr>
+        <w:jc w:val="center"/>
+      </w:pPr>
+      <w:r>
+        <w:drawing>
+          <wp:inline distT="0" distB="0" distL="0" distR="0" wp14:anchorId="3C2B7C68" wp14:editId="330762C4">
+            <wp:extent cx="3698119" cy="2776538"/>
+            <wp:effectExtent l="0" t="0" r="0" b="5080"/>
+            <wp:docPr id="11" name="Obraz 11"/>
+            <wp:cNvGraphicFramePr>
+              <a:graphicFrameLocks xmlns:a="http://schemas.openxmlformats.org/drawingml/2006/main" noChangeAspect="1"/>
+            </wp:cNvGraphicFramePr>
+            <a:graphic xmlns:a="http://schemas.openxmlformats.org/drawingml/2006/main">
+              <a:graphicData uri="http://schemas.openxmlformats.org/drawingml/2006/picture">
+                <pic:pic xmlns:pic="http://schemas.openxmlformats.org/drawingml/2006/picture">
+                  <pic:nvPicPr>
+                    <pic:cNvPr id="0" name=""/>
+                    <pic:cNvPicPr/>
+                  </pic:nvPicPr>
+                  <pic:blipFill>
+                    <a:blip r:embed="rId20"/>
+                    <a:stretch>
+                      <a:fillRect/>
+                    </a:stretch>
+                  </pic:blipFill>
+                  <pic:spPr>
+                    <a:xfrm>
+                      <a:off x="0" y="0"/>
+                      <a:ext cx="3698512" cy="2776833"/>
+                    </a:xfrm>
+                    <a:prstGeom prst="rect">
+                      <a:avLst/>
+                    </a:prstGeom>
+                  </pic:spPr>
+                </pic:pic>
+              </a:graphicData>
+            </a:graphic>
+          </wp:inline>
+        </w:drawing>
+      </w:r>
+    </w:p>
+    <w:p>
+      <w:pPr>
+        <w:pStyle w:val="Nagwek1"/>
+      </w:pPr>
+      <w:bookmarkStart w:id="13" w:name="_Toc236136800"/>
+      <w:r>
         <w:t>Inne zmiany</w:t>
       </w:r>
-      <w:bookmarkEnd w:id="11"/>
+      <w:bookmarkEnd w:id="13"/>
     </w:p>
     <w:p>
       <w:pPr>
@@ -1932,8 +2162,8 @@
       </w:pPr>
     </w:p>
     <w:sectPr>
-      <w:headerReference w:type="default" r:id="rId20"/>
-      <w:footerReference w:type="default" r:id="rId21"/>
+      <w:headerReference w:type="default" r:id="rId21"/>
+      <w:footerReference w:type="default" r:id="rId22"/>
       <w:type w:val="continuous"/>
       <w:pgSz w:w="11906" w:h="16838"/>
       <w:pgMar w:top="957" w:right="1133" w:bottom="1418" w:left="993" w:header="142" w:footer="565" w:gutter="0"/>
@@ -1993,7 +2223,7 @@
           <w:rPr>
             <w:noProof/>
           </w:rPr>
-          <w:t>5</w:t>
+          <w:t>2</w:t>
         </w:r>
         <w:r>
           <w:fldChar w:fldCharType="end"/>
@@ -9713,7 +9943,7 @@
 </file>
 
 <file path=customXml/itemProps1.xml><?xml version="1.0" encoding="utf-8"?>
-<ds:datastoreItem xmlns:ds="http://schemas.openxmlformats.org/officeDocument/2006/customXml" ds:itemID="{B69CD002-FE7D-4998-A660-697500EF212A}">
+<ds:datastoreItem xmlns:ds="http://schemas.openxmlformats.org/officeDocument/2006/customXml" ds:itemID="{5BE691A1-5E60-45DE-8925-277F233778C3}">
   <ds:schemaRefs>
     <ds:schemaRef ds:uri="http://schemas.openxmlformats.org/officeDocument/2006/bibliography"/>
   </ds:schemaRefs>

--- a/cd/doc/changes/202607.Zmiany.docx
+++ b/cd/doc/changes/202607.Zmiany.docx
@@ -99,7 +99,7 @@
       <w:r>
         <w:fldChar w:fldCharType="separate"/>
       </w:r>
-      <w:hyperlink w:anchor="_Toc236136788" w:history="1">
+      <w:hyperlink w:anchor="_Toc236144181" w:history="1">
         <w:r>
           <w:rPr>
             <w:rStyle w:val="Hipercze"/>
@@ -126,7 +126,7 @@
             <w:noProof/>
             <w:webHidden/>
           </w:rPr>
-          <w:instrText xml:space="preserve"> PAGEREF _Toc236136788 \h </w:instrText>
+          <w:instrText xml:space="preserve"> PAGEREF _Toc236144181 \h </w:instrText>
         </w:r>
         <w:r>
           <w:rPr>
@@ -170,13 +170,27 @@
           <w:szCs w:val="22"/>
         </w:rPr>
       </w:pPr>
-      <w:hyperlink w:anchor="_Toc236136789" w:history="1">
+      <w:hyperlink w:anchor="_Toc236144182" w:history="1">
         <w:r>
           <w:rPr>
             <w:rStyle w:val="Hipercze"/>
             <w:noProof/>
           </w:rPr>
-          <w:t>Okresy: Okres nadrzędny</w:t>
+          <w:t>Okresy: k</w:t>
+        </w:r>
+        <w:r>
+          <w:rPr>
+            <w:rStyle w:val="Hipercze"/>
+            <w:noProof/>
+          </w:rPr>
+          <w:t>o</w:t>
+        </w:r>
+        <w:r>
+          <w:rPr>
+            <w:rStyle w:val="Hipercze"/>
+            <w:noProof/>
+          </w:rPr>
+          <w:t>piuj dni wolne z okresu</w:t>
         </w:r>
         <w:r>
           <w:rPr>
@@ -197,7 +211,7 @@
             <w:noProof/>
             <w:webHidden/>
           </w:rPr>
-          <w:instrText xml:space="preserve"> PAGEREF _Toc236136789 \h </w:instrText>
+          <w:instrText xml:space="preserve"> PAGEREF _Toc236144182 \h </w:instrText>
         </w:r>
         <w:r>
           <w:rPr>
@@ -241,7 +255,7 @@
           <w:szCs w:val="22"/>
         </w:rPr>
       </w:pPr>
-      <w:hyperlink w:anchor="_Toc236136790" w:history="1">
+      <w:hyperlink w:anchor="_Toc236144183" w:history="1">
         <w:r>
           <w:rPr>
             <w:rStyle w:val="Hipercze"/>
@@ -268,7 +282,7 @@
             <w:noProof/>
             <w:webHidden/>
           </w:rPr>
-          <w:instrText xml:space="preserve"> PAGEREF _Toc236136790 \h </w:instrText>
+          <w:instrText xml:space="preserve"> PAGEREF _Toc236144183 \h </w:instrText>
         </w:r>
         <w:r>
           <w:rPr>
@@ -312,7 +326,7 @@
           <w:szCs w:val="22"/>
         </w:rPr>
       </w:pPr>
-      <w:hyperlink w:anchor="_Toc236136791" w:history="1">
+      <w:hyperlink w:anchor="_Toc236144184" w:history="1">
         <w:r>
           <w:rPr>
             <w:rStyle w:val="Hipercze"/>
@@ -339,7 +353,7 @@
             <w:noProof/>
             <w:webHidden/>
           </w:rPr>
-          <w:instrText xml:space="preserve"> PAGEREF _Toc236136791 \h </w:instrText>
+          <w:instrText xml:space="preserve"> PAGEREF _Toc236144184 \h </w:instrText>
         </w:r>
         <w:r>
           <w:rPr>
@@ -383,7 +397,7 @@
           <w:szCs w:val="22"/>
         </w:rPr>
       </w:pPr>
-      <w:hyperlink w:anchor="_Toc236136792" w:history="1">
+      <w:hyperlink w:anchor="_Toc236144185" w:history="1">
         <w:r>
           <w:rPr>
             <w:rStyle w:val="Hipercze"/>
@@ -410,7 +424,7 @@
             <w:noProof/>
             <w:webHidden/>
           </w:rPr>
-          <w:instrText xml:space="preserve"> PAGEREF _Toc236136792 \h </w:instrText>
+          <w:instrText xml:space="preserve"> PAGEREF _Toc236144185 \h </w:instrText>
         </w:r>
         <w:r>
           <w:rPr>
@@ -454,7 +468,7 @@
           <w:szCs w:val="22"/>
         </w:rPr>
       </w:pPr>
-      <w:hyperlink w:anchor="_Toc236136793" w:history="1">
+      <w:hyperlink w:anchor="_Toc236144186" w:history="1">
         <w:r>
           <w:rPr>
             <w:rStyle w:val="Hipercze"/>
@@ -481,7 +495,7 @@
             <w:noProof/>
             <w:webHidden/>
           </w:rPr>
-          <w:instrText xml:space="preserve"> PAGEREF _Toc236136793 \h </w:instrText>
+          <w:instrText xml:space="preserve"> PAGEREF _Toc236144186 \h </w:instrText>
         </w:r>
         <w:r>
           <w:rPr>
@@ -525,7 +539,7 @@
           <w:szCs w:val="22"/>
         </w:rPr>
       </w:pPr>
-      <w:hyperlink w:anchor="_Toc236136794" w:history="1">
+      <w:hyperlink w:anchor="_Toc236144187" w:history="1">
         <w:r>
           <w:rPr>
             <w:rStyle w:val="Hipercze"/>
@@ -552,7 +566,7 @@
             <w:noProof/>
             <w:webHidden/>
           </w:rPr>
-          <w:instrText xml:space="preserve"> PAGEREF _Toc236136794 \h </w:instrText>
+          <w:instrText xml:space="preserve"> PAGEREF _Toc236144187 \h </w:instrText>
         </w:r>
         <w:r>
           <w:rPr>
@@ -596,7 +610,7 @@
           <w:szCs w:val="22"/>
         </w:rPr>
       </w:pPr>
-      <w:hyperlink w:anchor="_Toc236136795" w:history="1">
+      <w:hyperlink w:anchor="_Toc236144188" w:history="1">
         <w:r>
           <w:rPr>
             <w:rStyle w:val="Hipercze"/>
@@ -623,7 +637,7 @@
             <w:noProof/>
             <w:webHidden/>
           </w:rPr>
-          <w:instrText xml:space="preserve"> PAGEREF _Toc236136795 \h </w:instrText>
+          <w:instrText xml:space="preserve"> PAGEREF _Toc236144188 \h </w:instrText>
         </w:r>
         <w:r>
           <w:rPr>
@@ -667,7 +681,7 @@
           <w:szCs w:val="22"/>
         </w:rPr>
       </w:pPr>
-      <w:hyperlink w:anchor="_Toc236136796" w:history="1">
+      <w:hyperlink w:anchor="_Toc236144189" w:history="1">
         <w:r>
           <w:rPr>
             <w:rStyle w:val="Hipercze"/>
@@ -694,7 +708,7 @@
             <w:noProof/>
             <w:webHidden/>
           </w:rPr>
-          <w:instrText xml:space="preserve"> PAGEREF _Toc236136796 \h </w:instrText>
+          <w:instrText xml:space="preserve"> PAGEREF _Toc236144189 \h </w:instrText>
         </w:r>
         <w:r>
           <w:rPr>
@@ -738,7 +752,7 @@
           <w:szCs w:val="22"/>
         </w:rPr>
       </w:pPr>
-      <w:hyperlink w:anchor="_Toc236136797" w:history="1">
+      <w:hyperlink w:anchor="_Toc236144190" w:history="1">
         <w:r>
           <w:rPr>
             <w:rStyle w:val="Hipercze"/>
@@ -765,7 +779,7 @@
             <w:noProof/>
             <w:webHidden/>
           </w:rPr>
-          <w:instrText xml:space="preserve"> PAGEREF _Toc236136797 \h </w:instrText>
+          <w:instrText xml:space="preserve"> PAGEREF _Toc236144190 \h </w:instrText>
         </w:r>
         <w:r>
           <w:rPr>
@@ -809,7 +823,7 @@
           <w:szCs w:val="22"/>
         </w:rPr>
       </w:pPr>
-      <w:hyperlink w:anchor="_Toc236136798" w:history="1">
+      <w:hyperlink w:anchor="_Toc236144191" w:history="1">
         <w:r>
           <w:rPr>
             <w:rStyle w:val="Hipercze"/>
@@ -836,7 +850,7 @@
             <w:noProof/>
             <w:webHidden/>
           </w:rPr>
-          <w:instrText xml:space="preserve"> PAGEREF _Toc236136798 \h </w:instrText>
+          <w:instrText xml:space="preserve"> PAGEREF _Toc236144191 \h </w:instrText>
         </w:r>
         <w:r>
           <w:rPr>
@@ -880,7 +894,7 @@
           <w:szCs w:val="22"/>
         </w:rPr>
       </w:pPr>
-      <w:hyperlink w:anchor="_Toc236136799" w:history="1">
+      <w:hyperlink w:anchor="_Toc236144192" w:history="1">
         <w:r>
           <w:rPr>
             <w:rStyle w:val="Hipercze"/>
@@ -907,7 +921,7 @@
             <w:noProof/>
             <w:webHidden/>
           </w:rPr>
-          <w:instrText xml:space="preserve"> PAGEREF _Toc236136799 \h </w:instrText>
+          <w:instrText xml:space="preserve"> PAGEREF _Toc236144192 \h </w:instrText>
         </w:r>
         <w:r>
           <w:rPr>
@@ -951,7 +965,7 @@
           <w:szCs w:val="22"/>
         </w:rPr>
       </w:pPr>
-      <w:hyperlink w:anchor="_Toc236136800" w:history="1">
+      <w:hyperlink w:anchor="_Toc236144193" w:history="1">
         <w:r>
           <w:rPr>
             <w:rStyle w:val="Hipercze"/>
@@ -978,7 +992,7 @@
             <w:noProof/>
             <w:webHidden/>
           </w:rPr>
-          <w:instrText xml:space="preserve"> PAGEREF _Toc236136800 \h </w:instrText>
+          <w:instrText xml:space="preserve"> PAGEREF _Toc236144193 \h </w:instrText>
         </w:r>
         <w:r>
           <w:rPr>
@@ -1018,7 +1032,7 @@
       <w:pPr>
         <w:pStyle w:val="Nagwek1"/>
       </w:pPr>
-      <w:bookmarkStart w:id="0" w:name="_Toc236136788"/>
+      <w:bookmarkStart w:id="0" w:name="_Toc236144181"/>
       <w:r>
         <w:t>Planowanie w tygodnie parzyste i nieparzyste</w:t>
       </w:r>
@@ -1302,13 +1316,16 @@
       <w:pPr>
         <w:pStyle w:val="Nagwek1"/>
       </w:pPr>
-      <w:bookmarkStart w:id="1" w:name="_Toc236136789"/>
-      <w:r>
-        <w:t xml:space="preserve">Okresy: </w:t>
-      </w:r>
+      <w:r>
+        <w:t xml:space="preserve">Globalny </w:t>
+      </w:r>
+      <w:r>
+        <w:t>k</w:t>
+      </w:r>
+      <w:bookmarkStart w:id="1" w:name="_GoBack"/>
       <w:bookmarkEnd w:id="1"/>
       <w:r>
-        <w:t>kopiuj dni wolne z okresu</w:t>
+        <w:t>alendarz dni ustawowo wolnych</w:t>
       </w:r>
     </w:p>
     <w:p>
@@ -1340,12 +1357,7 @@
         <w:t>w ciągu około</w:t>
       </w:r>
       <w:r>
-        <w:t xml:space="preserve"> 5min</w:t>
-      </w:r>
-      <w:bookmarkStart w:id="2" w:name="_GoBack"/>
-      <w:bookmarkEnd w:id="2"/>
-      <w:r>
-        <w:t>.</w:t>
+        <w:t xml:space="preserve"> 5min.</w:t>
       </w:r>
     </w:p>
     <w:p/>
@@ -1355,10 +1367,10 @@
       </w:pPr>
       <w:r>
         <w:drawing>
-          <wp:inline distT="0" distB="0" distL="0" distR="0" wp14:anchorId="2B25D1FE" wp14:editId="7B13FFB8">
-            <wp:extent cx="3958245" cy="2747963"/>
-            <wp:effectExtent l="0" t="0" r="4445" b="0"/>
-            <wp:docPr id="12" name="Obraz 12"/>
+          <wp:inline distT="0" distB="0" distL="0" distR="0" wp14:anchorId="74A30F96" wp14:editId="28576354">
+            <wp:extent cx="5972810" cy="2065655"/>
+            <wp:effectExtent l="0" t="0" r="8890" b="0"/>
+            <wp:docPr id="13" name="Obraz 13"/>
             <wp:cNvGraphicFramePr>
               <a:graphicFrameLocks xmlns:a="http://schemas.openxmlformats.org/drawingml/2006/main" noChangeAspect="1"/>
             </wp:cNvGraphicFramePr>
@@ -1378,7 +1390,7 @@
                   <pic:spPr>
                     <a:xfrm>
                       <a:off x="0" y="0"/>
-                      <a:ext cx="3958666" cy="2748255"/>
+                      <a:ext cx="5972810" cy="2065655"/>
                     </a:xfrm>
                     <a:prstGeom prst="rect">
                       <a:avLst/>
@@ -1393,14 +1405,20 @@
     </w:p>
     <w:p/>
     <w:p>
+      <w:r>
+        <w:t>Po co jest ta zmiana? Można utworzyć kalendarz globalny dla całej Uczelni, nazwać go „Kalendarz Dni Wolnych Ustawowo”, wówczas dni będą automatycznie kopiowane do wszystkich kalendarzy.</w:t>
+      </w:r>
+    </w:p>
+    <w:p/>
+    <w:p>
       <w:pPr>
         <w:pStyle w:val="Nagwek1"/>
       </w:pPr>
-      <w:bookmarkStart w:id="3" w:name="_Toc236136790"/>
+      <w:bookmarkStart w:id="2" w:name="_Toc236144183"/>
       <w:r>
         <w:t>Uprawnienia od odczytu lub edycji</w:t>
       </w:r>
-      <w:bookmarkEnd w:id="3"/>
+      <w:bookmarkEnd w:id="2"/>
     </w:p>
     <w:p>
       <w:r>
@@ -1455,11 +1473,11 @@
       <w:pPr>
         <w:pStyle w:val="Nagwek1"/>
       </w:pPr>
-      <w:bookmarkStart w:id="4" w:name="_Toc236136791"/>
+      <w:bookmarkStart w:id="3" w:name="_Toc236144184"/>
       <w:r>
         <w:t>Okresy: Nadawanie uprawnień do edycji kalendarza dni wolnych</w:t>
       </w:r>
-      <w:bookmarkEnd w:id="4"/>
+      <w:bookmarkEnd w:id="3"/>
     </w:p>
     <w:p>
       <w:r>
@@ -1512,12 +1530,12 @@
       <w:pPr>
         <w:pStyle w:val="Nagwek1"/>
       </w:pPr>
-      <w:bookmarkStart w:id="5" w:name="_Toc236136792"/>
+      <w:bookmarkStart w:id="4" w:name="_Toc236144185"/>
       <w:r>
         <w:lastRenderedPageBreak/>
         <w:t>Wydruk rozkładu: Kolory w legendzie</w:t>
       </w:r>
-      <w:bookmarkEnd w:id="5"/>
+      <w:bookmarkEnd w:id="4"/>
     </w:p>
     <w:p>
       <w:r>
@@ -1580,11 +1598,11 @@
       <w:pPr>
         <w:pStyle w:val="Nagwek1"/>
       </w:pPr>
-      <w:bookmarkStart w:id="6" w:name="_Toc236136793"/>
+      <w:bookmarkStart w:id="5" w:name="_Toc236144186"/>
       <w:r>
         <w:t>Dostępne miejsce</w:t>
       </w:r>
-      <w:bookmarkEnd w:id="6"/>
+      <w:bookmarkEnd w:id="5"/>
     </w:p>
     <w:p/>
     <w:p>
@@ -1640,11 +1658,11 @@
       <w:pPr>
         <w:pStyle w:val="Nagwek1"/>
       </w:pPr>
-      <w:bookmarkStart w:id="7" w:name="_Toc236136794"/>
+      <w:bookmarkStart w:id="6" w:name="_Toc236144187"/>
       <w:r>
         <w:t>Blokowanie dostępu do zasobu: ulepszenie</w:t>
       </w:r>
-      <w:bookmarkEnd w:id="7"/>
+      <w:bookmarkEnd w:id="6"/>
     </w:p>
     <w:p>
       <w:pPr>
@@ -1718,11 +1736,11 @@
       <w:pPr>
         <w:pStyle w:val="Nagwek1"/>
       </w:pPr>
-      <w:bookmarkStart w:id="8" w:name="_Toc236136795"/>
+      <w:bookmarkStart w:id="7" w:name="_Toc236144188"/>
       <w:r>
         <w:t>Masowe kasowanie danych za pomocą funkcji "Import danych z Excela"</w:t>
       </w:r>
-      <w:bookmarkEnd w:id="8"/>
+      <w:bookmarkEnd w:id="7"/>
     </w:p>
     <w:p>
       <w:r>
@@ -1791,143 +1809,143 @@
       <w:pPr>
         <w:pStyle w:val="Nagwek1"/>
       </w:pPr>
-      <w:bookmarkStart w:id="9" w:name="_Toc236136796"/>
+      <w:bookmarkStart w:id="8" w:name="_Toc236144189"/>
       <w:r>
         <w:t>Jednoczesny dostęp do kalendarzy: ulepszenie</w:t>
+      </w:r>
+      <w:bookmarkEnd w:id="8"/>
+    </w:p>
+    <w:p>
+      <w:r>
+        <w:t>Jeżeli dwóch użytkowników jed</w:t>
+      </w:r>
+      <w:r>
+        <w:t>n</w:t>
+      </w:r>
+      <w:r>
+        <w:t>ocześnie próbuje zaplanować zajęcie temu samemu zasobowi, to:</w:t>
+      </w:r>
+    </w:p>
+    <w:p>
+      <w:r>
+        <w:t>1/ W poprzedniej wersji program zawieszał się na około 10 sekund oczekując na zapisanie danych przez innego użytkownika.</w:t>
+      </w:r>
+    </w:p>
+    <w:p>
+      <w:r>
+        <w:t>2/ W obecnej wersji natychmiast pokazuje się komunikat „Spróbuj za chwilę”.</w:t>
+      </w:r>
+    </w:p>
+    <w:p>
+      <w:pPr>
+        <w:pStyle w:val="Nagwek1"/>
+      </w:pPr>
+      <w:bookmarkStart w:id="9" w:name="_Toc236144190"/>
+      <w:r>
+        <w:t>Import danych z Excela</w:t>
+      </w:r>
+      <w:r>
+        <w:t>: poprawka</w:t>
       </w:r>
       <w:bookmarkEnd w:id="9"/>
     </w:p>
     <w:p>
       <w:r>
-        <w:t>Jeżeli dwóch użytkowników jed</w:t>
-      </w:r>
-      <w:r>
-        <w:t>n</w:t>
-      </w:r>
-      <w:r>
-        <w:t>ocześnie próbuje zaplanować zajęcie temu samemu zasobowi, to:</w:t>
+        <w:t>Stwierdzono występowanie błędu „</w:t>
+      </w:r>
+      <w:proofErr w:type="spellStart"/>
+      <w:r>
+        <w:t>Parameter</w:t>
+      </w:r>
+      <w:proofErr w:type="spellEnd"/>
+      <w:r>
+        <w:t xml:space="preserve"> </w:t>
+      </w:r>
+      <w:proofErr w:type="spellStart"/>
+      <w:r>
+        <w:t>object</w:t>
+      </w:r>
+      <w:proofErr w:type="spellEnd"/>
+      <w:r>
+        <w:t xml:space="preserve"> </w:t>
+      </w:r>
+      <w:proofErr w:type="spellStart"/>
+      <w:r>
+        <w:t>is</w:t>
+      </w:r>
+      <w:proofErr w:type="spellEnd"/>
+      <w:r>
+        <w:t xml:space="preserve"> </w:t>
+      </w:r>
+      <w:proofErr w:type="spellStart"/>
+      <w:r>
+        <w:t>improperly</w:t>
+      </w:r>
+      <w:proofErr w:type="spellEnd"/>
+      <w:r>
+        <w:t xml:space="preserve"> </w:t>
+      </w:r>
+      <w:proofErr w:type="spellStart"/>
+      <w:r>
+        <w:t>defined</w:t>
+      </w:r>
+      <w:proofErr w:type="spellEnd"/>
+      <w:r>
+        <w:t xml:space="preserve">. </w:t>
+      </w:r>
+      <w:proofErr w:type="spellStart"/>
+      <w:r>
+        <w:t>Inconsistent</w:t>
+      </w:r>
+      <w:proofErr w:type="spellEnd"/>
+      <w:r>
+        <w:t xml:space="preserve"> </w:t>
+      </w:r>
+      <w:proofErr w:type="spellStart"/>
+      <w:r>
+        <w:t>or</w:t>
+      </w:r>
+      <w:proofErr w:type="spellEnd"/>
+      <w:r>
+        <w:t xml:space="preserve"> </w:t>
+      </w:r>
+      <w:proofErr w:type="spellStart"/>
+      <w:r>
+        <w:t>incomplete</w:t>
+      </w:r>
+      <w:proofErr w:type="spellEnd"/>
+      <w:r>
+        <w:t xml:space="preserve"> </w:t>
+      </w:r>
+      <w:proofErr w:type="spellStart"/>
+      <w:r>
+        <w:t>information</w:t>
+      </w:r>
+      <w:proofErr w:type="spellEnd"/>
+      <w:r>
+        <w:t xml:space="preserve"> was </w:t>
+      </w:r>
+      <w:proofErr w:type="spellStart"/>
+      <w:r>
+        <w:t>provided</w:t>
+      </w:r>
+      <w:proofErr w:type="spellEnd"/>
+      <w:r>
+        <w:t>”, który został naprawiony.</w:t>
       </w:r>
     </w:p>
     <w:p>
-      <w:r>
-        <w:t>1/ W poprzedniej wersji program zawieszał się na około 10 sekund oczekując na zapisanie danych przez innego użytkownika.</w:t>
-      </w:r>
-    </w:p>
-    <w:p>
-      <w:r>
-        <w:t>2/ W obecnej wersji natychmiast pokazuje się komunikat „Spróbuj za chwilę”.</w:t>
-      </w:r>
-    </w:p>
-    <w:p>
       <w:pPr>
         <w:pStyle w:val="Nagwek1"/>
       </w:pPr>
-      <w:bookmarkStart w:id="10" w:name="_Toc236136797"/>
-      <w:r>
-        <w:t>Import danych z Excela</w:t>
-      </w:r>
-      <w:r>
-        <w:t>: poprawka</w:t>
+      <w:bookmarkStart w:id="10" w:name="_Toc236144191"/>
+      <w:r>
+        <w:t>Preferowane terminy w oknie K</w:t>
+      </w:r>
+      <w:r>
+        <w:t>onflikt</w:t>
       </w:r>
       <w:bookmarkEnd w:id="10"/>
-    </w:p>
-    <w:p>
-      <w:r>
-        <w:t>Stwierdzono występowanie błędu „</w:t>
-      </w:r>
-      <w:proofErr w:type="spellStart"/>
-      <w:r>
-        <w:t>Parameter</w:t>
-      </w:r>
-      <w:proofErr w:type="spellEnd"/>
-      <w:r>
-        <w:t xml:space="preserve"> </w:t>
-      </w:r>
-      <w:proofErr w:type="spellStart"/>
-      <w:r>
-        <w:t>object</w:t>
-      </w:r>
-      <w:proofErr w:type="spellEnd"/>
-      <w:r>
-        <w:t xml:space="preserve"> </w:t>
-      </w:r>
-      <w:proofErr w:type="spellStart"/>
-      <w:r>
-        <w:t>is</w:t>
-      </w:r>
-      <w:proofErr w:type="spellEnd"/>
-      <w:r>
-        <w:t xml:space="preserve"> </w:t>
-      </w:r>
-      <w:proofErr w:type="spellStart"/>
-      <w:r>
-        <w:t>improperly</w:t>
-      </w:r>
-      <w:proofErr w:type="spellEnd"/>
-      <w:r>
-        <w:t xml:space="preserve"> </w:t>
-      </w:r>
-      <w:proofErr w:type="spellStart"/>
-      <w:r>
-        <w:t>defined</w:t>
-      </w:r>
-      <w:proofErr w:type="spellEnd"/>
-      <w:r>
-        <w:t xml:space="preserve">. </w:t>
-      </w:r>
-      <w:proofErr w:type="spellStart"/>
-      <w:r>
-        <w:t>Inconsistent</w:t>
-      </w:r>
-      <w:proofErr w:type="spellEnd"/>
-      <w:r>
-        <w:t xml:space="preserve"> </w:t>
-      </w:r>
-      <w:proofErr w:type="spellStart"/>
-      <w:r>
-        <w:t>or</w:t>
-      </w:r>
-      <w:proofErr w:type="spellEnd"/>
-      <w:r>
-        <w:t xml:space="preserve"> </w:t>
-      </w:r>
-      <w:proofErr w:type="spellStart"/>
-      <w:r>
-        <w:t>incomplete</w:t>
-      </w:r>
-      <w:proofErr w:type="spellEnd"/>
-      <w:r>
-        <w:t xml:space="preserve"> </w:t>
-      </w:r>
-      <w:proofErr w:type="spellStart"/>
-      <w:r>
-        <w:t>information</w:t>
-      </w:r>
-      <w:proofErr w:type="spellEnd"/>
-      <w:r>
-        <w:t xml:space="preserve"> was </w:t>
-      </w:r>
-      <w:proofErr w:type="spellStart"/>
-      <w:r>
-        <w:t>provided</w:t>
-      </w:r>
-      <w:proofErr w:type="spellEnd"/>
-      <w:r>
-        <w:t>”, który został naprawiony.</w:t>
-      </w:r>
-    </w:p>
-    <w:p>
-      <w:pPr>
-        <w:pStyle w:val="Nagwek1"/>
-      </w:pPr>
-      <w:bookmarkStart w:id="11" w:name="_Toc236136798"/>
-      <w:r>
-        <w:t>Preferowane terminy w oknie K</w:t>
-      </w:r>
-      <w:r>
-        <w:t>onflikt</w:t>
-      </w:r>
-      <w:bookmarkEnd w:id="11"/>
     </w:p>
     <w:p>
       <w:r>
@@ -1975,12 +1993,12 @@
       <w:pPr>
         <w:pStyle w:val="Nagwek1"/>
       </w:pPr>
-      <w:bookmarkStart w:id="12" w:name="_Toc236136799"/>
+      <w:bookmarkStart w:id="11" w:name="_Toc236144192"/>
       <w:r>
         <w:lastRenderedPageBreak/>
         <w:t>Podrzędni: wykładowcy, grupy, sale – możliwość wyłączenia</w:t>
       </w:r>
-      <w:bookmarkEnd w:id="12"/>
+      <w:bookmarkEnd w:id="11"/>
     </w:p>
     <w:p>
       <w:r>
@@ -2056,11 +2074,11 @@
       <w:pPr>
         <w:pStyle w:val="Nagwek1"/>
       </w:pPr>
-      <w:bookmarkStart w:id="13" w:name="_Toc236136800"/>
+      <w:bookmarkStart w:id="12" w:name="_Toc236144193"/>
       <w:r>
         <w:t>Inne zmiany</w:t>
       </w:r>
-      <w:bookmarkEnd w:id="13"/>
+      <w:bookmarkEnd w:id="12"/>
     </w:p>
     <w:p>
       <w:pPr>
@@ -7765,7 +7783,6 @@
   <w:style w:type="character" w:default="1" w:styleId="Domylnaczcionkaakapitu">
     <w:name w:val="Default Paragraph Font"/>
     <w:uiPriority w:val="1"/>
-    <w:semiHidden/>
     <w:unhideWhenUsed/>
   </w:style>
   <w:style w:type="table" w:default="1" w:styleId="Standardowy">
@@ -8842,7 +8859,6 @@
   <w:style w:type="character" w:default="1" w:styleId="Domylnaczcionkaakapitu">
     <w:name w:val="Default Paragraph Font"/>
     <w:uiPriority w:val="1"/>
-    <w:semiHidden/>
     <w:unhideWhenUsed/>
   </w:style>
   <w:style w:type="table" w:default="1" w:styleId="Standardowy">
@@ -9943,7 +9959,7 @@
 </file>
 
 <file path=customXml/itemProps1.xml><?xml version="1.0" encoding="utf-8"?>
-<ds:datastoreItem xmlns:ds="http://schemas.openxmlformats.org/officeDocument/2006/customXml" ds:itemID="{5BE691A1-5E60-45DE-8925-277F233778C3}">
+<ds:datastoreItem xmlns:ds="http://schemas.openxmlformats.org/officeDocument/2006/customXml" ds:itemID="{82999581-F980-43B2-894D-7BFC553542F8}">
   <ds:schemaRefs>
     <ds:schemaRef ds:uri="http://schemas.openxmlformats.org/officeDocument/2006/bibliography"/>
   </ds:schemaRefs>

--- a/cd/doc/changes/202607.Zmiany.docx
+++ b/cd/doc/changes/202607.Zmiany.docx
@@ -77,6 +77,8 @@
         <w:jc w:val="both"/>
       </w:pPr>
     </w:p>
+    <w:bookmarkStart w:id="0" w:name="_GoBack"/>
+    <w:bookmarkEnd w:id="0"/>
     <w:p>
       <w:pPr>
         <w:pStyle w:val="Spistreci1"/>
@@ -99,7 +101,7 @@
       <w:r>
         <w:fldChar w:fldCharType="separate"/>
       </w:r>
-      <w:hyperlink w:anchor="_Toc236144181" w:history="1">
+      <w:hyperlink w:anchor="_Toc236218169" w:history="1">
         <w:r>
           <w:rPr>
             <w:rStyle w:val="Hipercze"/>
@@ -126,7 +128,7 @@
             <w:noProof/>
             <w:webHidden/>
           </w:rPr>
-          <w:instrText xml:space="preserve"> PAGEREF _Toc236144181 \h </w:instrText>
+          <w:instrText xml:space="preserve"> PAGEREF _Toc236218169 \h </w:instrText>
         </w:r>
         <w:r>
           <w:rPr>
@@ -170,27 +172,13 @@
           <w:szCs w:val="22"/>
         </w:rPr>
       </w:pPr>
-      <w:hyperlink w:anchor="_Toc236144182" w:history="1">
+      <w:hyperlink w:anchor="_Toc236218170" w:history="1">
         <w:r>
           <w:rPr>
             <w:rStyle w:val="Hipercze"/>
             <w:noProof/>
           </w:rPr>
-          <w:t>Okresy: k</w:t>
-        </w:r>
-        <w:r>
-          <w:rPr>
-            <w:rStyle w:val="Hipercze"/>
-            <w:noProof/>
-          </w:rPr>
-          <w:t>o</w:t>
-        </w:r>
-        <w:r>
-          <w:rPr>
-            <w:rStyle w:val="Hipercze"/>
-            <w:noProof/>
-          </w:rPr>
-          <w:t>piuj dni wolne z okresu</w:t>
+          <w:t>Globalny kalendarz dni ustawowo wolnych</w:t>
         </w:r>
         <w:r>
           <w:rPr>
@@ -211,7 +199,7 @@
             <w:noProof/>
             <w:webHidden/>
           </w:rPr>
-          <w:instrText xml:space="preserve"> PAGEREF _Toc236144182 \h </w:instrText>
+          <w:instrText xml:space="preserve"> PAGEREF _Toc236218170 \h </w:instrText>
         </w:r>
         <w:r>
           <w:rPr>
@@ -255,7 +243,7 @@
           <w:szCs w:val="22"/>
         </w:rPr>
       </w:pPr>
-      <w:hyperlink w:anchor="_Toc236144183" w:history="1">
+      <w:hyperlink w:anchor="_Toc236218171" w:history="1">
         <w:r>
           <w:rPr>
             <w:rStyle w:val="Hipercze"/>
@@ -282,7 +270,7 @@
             <w:noProof/>
             <w:webHidden/>
           </w:rPr>
-          <w:instrText xml:space="preserve"> PAGEREF _Toc236144183 \h </w:instrText>
+          <w:instrText xml:space="preserve"> PAGEREF _Toc236218171 \h </w:instrText>
         </w:r>
         <w:r>
           <w:rPr>
@@ -326,7 +314,7 @@
           <w:szCs w:val="22"/>
         </w:rPr>
       </w:pPr>
-      <w:hyperlink w:anchor="_Toc236144184" w:history="1">
+      <w:hyperlink w:anchor="_Toc236218172" w:history="1">
         <w:r>
           <w:rPr>
             <w:rStyle w:val="Hipercze"/>
@@ -353,7 +341,7 @@
             <w:noProof/>
             <w:webHidden/>
           </w:rPr>
-          <w:instrText xml:space="preserve"> PAGEREF _Toc236144184 \h </w:instrText>
+          <w:instrText xml:space="preserve"> PAGEREF _Toc236218172 \h </w:instrText>
         </w:r>
         <w:r>
           <w:rPr>
@@ -397,7 +385,7 @@
           <w:szCs w:val="22"/>
         </w:rPr>
       </w:pPr>
-      <w:hyperlink w:anchor="_Toc236144185" w:history="1">
+      <w:hyperlink w:anchor="_Toc236218173" w:history="1">
         <w:r>
           <w:rPr>
             <w:rStyle w:val="Hipercze"/>
@@ -424,7 +412,7 @@
             <w:noProof/>
             <w:webHidden/>
           </w:rPr>
-          <w:instrText xml:space="preserve"> PAGEREF _Toc236144185 \h </w:instrText>
+          <w:instrText xml:space="preserve"> PAGEREF _Toc236218173 \h </w:instrText>
         </w:r>
         <w:r>
           <w:rPr>
@@ -468,7 +456,7 @@
           <w:szCs w:val="22"/>
         </w:rPr>
       </w:pPr>
-      <w:hyperlink w:anchor="_Toc236144186" w:history="1">
+      <w:hyperlink w:anchor="_Toc236218174" w:history="1">
         <w:r>
           <w:rPr>
             <w:rStyle w:val="Hipercze"/>
@@ -495,7 +483,7 @@
             <w:noProof/>
             <w:webHidden/>
           </w:rPr>
-          <w:instrText xml:space="preserve"> PAGEREF _Toc236144186 \h </w:instrText>
+          <w:instrText xml:space="preserve"> PAGEREF _Toc236218174 \h </w:instrText>
         </w:r>
         <w:r>
           <w:rPr>
@@ -539,7 +527,7 @@
           <w:szCs w:val="22"/>
         </w:rPr>
       </w:pPr>
-      <w:hyperlink w:anchor="_Toc236144187" w:history="1">
+      <w:hyperlink w:anchor="_Toc236218175" w:history="1">
         <w:r>
           <w:rPr>
             <w:rStyle w:val="Hipercze"/>
@@ -566,7 +554,7 @@
             <w:noProof/>
             <w:webHidden/>
           </w:rPr>
-          <w:instrText xml:space="preserve"> PAGEREF _Toc236144187 \h </w:instrText>
+          <w:instrText xml:space="preserve"> PAGEREF _Toc236218175 \h </w:instrText>
         </w:r>
         <w:r>
           <w:rPr>
@@ -610,7 +598,7 @@
           <w:szCs w:val="22"/>
         </w:rPr>
       </w:pPr>
-      <w:hyperlink w:anchor="_Toc236144188" w:history="1">
+      <w:hyperlink w:anchor="_Toc236218176" w:history="1">
         <w:r>
           <w:rPr>
             <w:rStyle w:val="Hipercze"/>
@@ -637,7 +625,7 @@
             <w:noProof/>
             <w:webHidden/>
           </w:rPr>
-          <w:instrText xml:space="preserve"> PAGEREF _Toc236144188 \h </w:instrText>
+          <w:instrText xml:space="preserve"> PAGEREF _Toc236218176 \h </w:instrText>
         </w:r>
         <w:r>
           <w:rPr>
@@ -681,7 +669,7 @@
           <w:szCs w:val="22"/>
         </w:rPr>
       </w:pPr>
-      <w:hyperlink w:anchor="_Toc236144189" w:history="1">
+      <w:hyperlink w:anchor="_Toc236218177" w:history="1">
         <w:r>
           <w:rPr>
             <w:rStyle w:val="Hipercze"/>
@@ -708,7 +696,7 @@
             <w:noProof/>
             <w:webHidden/>
           </w:rPr>
-          <w:instrText xml:space="preserve"> PAGEREF _Toc236144189 \h </w:instrText>
+          <w:instrText xml:space="preserve"> PAGEREF _Toc236218177 \h </w:instrText>
         </w:r>
         <w:r>
           <w:rPr>
@@ -752,7 +740,7 @@
           <w:szCs w:val="22"/>
         </w:rPr>
       </w:pPr>
-      <w:hyperlink w:anchor="_Toc236144190" w:history="1">
+      <w:hyperlink w:anchor="_Toc236218178" w:history="1">
         <w:r>
           <w:rPr>
             <w:rStyle w:val="Hipercze"/>
@@ -779,7 +767,7 @@
             <w:noProof/>
             <w:webHidden/>
           </w:rPr>
-          <w:instrText xml:space="preserve"> PAGEREF _Toc236144190 \h </w:instrText>
+          <w:instrText xml:space="preserve"> PAGEREF _Toc236218178 \h </w:instrText>
         </w:r>
         <w:r>
           <w:rPr>
@@ -823,7 +811,7 @@
           <w:szCs w:val="22"/>
         </w:rPr>
       </w:pPr>
-      <w:hyperlink w:anchor="_Toc236144191" w:history="1">
+      <w:hyperlink w:anchor="_Toc236218179" w:history="1">
         <w:r>
           <w:rPr>
             <w:rStyle w:val="Hipercze"/>
@@ -850,7 +838,7 @@
             <w:noProof/>
             <w:webHidden/>
           </w:rPr>
-          <w:instrText xml:space="preserve"> PAGEREF _Toc236144191 \h </w:instrText>
+          <w:instrText xml:space="preserve"> PAGEREF _Toc236218179 \h </w:instrText>
         </w:r>
         <w:r>
           <w:rPr>
@@ -894,7 +882,7 @@
           <w:szCs w:val="22"/>
         </w:rPr>
       </w:pPr>
-      <w:hyperlink w:anchor="_Toc236144192" w:history="1">
+      <w:hyperlink w:anchor="_Toc236218180" w:history="1">
         <w:r>
           <w:rPr>
             <w:rStyle w:val="Hipercze"/>
@@ -921,7 +909,7 @@
             <w:noProof/>
             <w:webHidden/>
           </w:rPr>
-          <w:instrText xml:space="preserve"> PAGEREF _Toc236144192 \h </w:instrText>
+          <w:instrText xml:space="preserve"> PAGEREF _Toc236218180 \h </w:instrText>
         </w:r>
         <w:r>
           <w:rPr>
@@ -965,13 +953,13 @@
           <w:szCs w:val="22"/>
         </w:rPr>
       </w:pPr>
-      <w:hyperlink w:anchor="_Toc236144193" w:history="1">
+      <w:hyperlink w:anchor="_Toc236218181" w:history="1">
         <w:r>
           <w:rPr>
             <w:rStyle w:val="Hipercze"/>
             <w:noProof/>
           </w:rPr>
-          <w:t>Inne zmiany</w:t>
+          <w:t>Zmiana terminologii: Semestr -&gt; Okres</w:t>
         </w:r>
         <w:r>
           <w:rPr>
@@ -992,7 +980,7 @@
             <w:noProof/>
             <w:webHidden/>
           </w:rPr>
-          <w:instrText xml:space="preserve"> PAGEREF _Toc236144193 \h </w:instrText>
+          <w:instrText xml:space="preserve"> PAGEREF _Toc236218181 \h </w:instrText>
         </w:r>
         <w:r>
           <w:rPr>
@@ -1024,19 +1012,90 @@
       </w:hyperlink>
     </w:p>
     <w:p>
-      <w:r>
-        <w:fldChar w:fldCharType="end"/>
-      </w:r>
+      <w:pPr>
+        <w:pStyle w:val="Spistreci1"/>
+        <w:tabs>
+          <w:tab w:val="right" w:leader="dot" w:pos="9770"/>
+        </w:tabs>
+        <w:rPr>
+          <w:rFonts w:asciiTheme="minorHAnsi" w:eastAsiaTheme="minorEastAsia" w:hAnsiTheme="minorHAnsi" w:cstheme="minorBidi"/>
+          <w:noProof/>
+          <w:sz w:val="22"/>
+          <w:szCs w:val="22"/>
+        </w:rPr>
+      </w:pPr>
+      <w:hyperlink w:anchor="_Toc236218182" w:history="1">
+        <w:r>
+          <w:rPr>
+            <w:rStyle w:val="Hipercze"/>
+            <w:noProof/>
+          </w:rPr>
+          <w:t>Inne zmiany</w:t>
+        </w:r>
+        <w:r>
+          <w:rPr>
+            <w:noProof/>
+            <w:webHidden/>
+          </w:rPr>
+          <w:tab/>
+        </w:r>
+        <w:r>
+          <w:rPr>
+            <w:noProof/>
+            <w:webHidden/>
+          </w:rPr>
+          <w:fldChar w:fldCharType="begin"/>
+        </w:r>
+        <w:r>
+          <w:rPr>
+            <w:noProof/>
+            <w:webHidden/>
+          </w:rPr>
+          <w:instrText xml:space="preserve"> PAGEREF _Toc236218182 \h </w:instrText>
+        </w:r>
+        <w:r>
+          <w:rPr>
+            <w:noProof/>
+            <w:webHidden/>
+          </w:rPr>
+        </w:r>
+        <w:r>
+          <w:rPr>
+            <w:noProof/>
+            <w:webHidden/>
+          </w:rPr>
+          <w:fldChar w:fldCharType="separate"/>
+        </w:r>
+        <w:r>
+          <w:rPr>
+            <w:noProof/>
+            <w:webHidden/>
+          </w:rPr>
+          <w:t>6</w:t>
+        </w:r>
+        <w:r>
+          <w:rPr>
+            <w:noProof/>
+            <w:webHidden/>
+          </w:rPr>
+          <w:fldChar w:fldCharType="end"/>
+        </w:r>
+      </w:hyperlink>
     </w:p>
     <w:p>
+      <w:r>
+        <w:fldChar w:fldCharType="end"/>
+      </w:r>
+    </w:p>
+    <w:p>
       <w:pPr>
         <w:pStyle w:val="Nagwek1"/>
       </w:pPr>
-      <w:bookmarkStart w:id="0" w:name="_Toc236144181"/>
+      <w:bookmarkStart w:id="1" w:name="_Toc236218169"/>
       <w:r>
         <w:t>Planowanie w tygodnie parzyste i nieparzyste</w:t>
       </w:r>
-      <w:bookmarkEnd w:id="0"/>
+      <w:bookmarkEnd w:id="1"/>
     </w:p>
     <w:p>
       <w:pPr>
@@ -1316,17 +1375,17 @@
       <w:pPr>
         <w:pStyle w:val="Nagwek1"/>
       </w:pPr>
+      <w:bookmarkStart w:id="2" w:name="_Toc236218170"/>
       <w:r>
         <w:t xml:space="preserve">Globalny </w:t>
       </w:r>
       <w:r>
         <w:t>k</w:t>
       </w:r>
-      <w:bookmarkStart w:id="1" w:name="_GoBack"/>
-      <w:bookmarkEnd w:id="1"/>
       <w:r>
         <w:t>alendarz dni ustawowo wolnych</w:t>
       </w:r>
+      <w:bookmarkEnd w:id="2"/>
     </w:p>
     <w:p>
       <w:r>
@@ -1414,11 +1473,11 @@
       <w:pPr>
         <w:pStyle w:val="Nagwek1"/>
       </w:pPr>
-      <w:bookmarkStart w:id="2" w:name="_Toc236144183"/>
+      <w:bookmarkStart w:id="3" w:name="_Toc236218171"/>
       <w:r>
         <w:t>Uprawnienia od odczytu lub edycji</w:t>
       </w:r>
-      <w:bookmarkEnd w:id="2"/>
+      <w:bookmarkEnd w:id="3"/>
     </w:p>
     <w:p>
       <w:r>
@@ -1473,11 +1532,11 @@
       <w:pPr>
         <w:pStyle w:val="Nagwek1"/>
       </w:pPr>
-      <w:bookmarkStart w:id="3" w:name="_Toc236144184"/>
+      <w:bookmarkStart w:id="4" w:name="_Toc236218172"/>
       <w:r>
         <w:t>Okresy: Nadawanie uprawnień do edycji kalendarza dni wolnych</w:t>
       </w:r>
-      <w:bookmarkEnd w:id="3"/>
+      <w:bookmarkEnd w:id="4"/>
     </w:p>
     <w:p>
       <w:r>
@@ -1530,12 +1589,12 @@
       <w:pPr>
         <w:pStyle w:val="Nagwek1"/>
       </w:pPr>
-      <w:bookmarkStart w:id="4" w:name="_Toc236144185"/>
+      <w:bookmarkStart w:id="5" w:name="_Toc236218173"/>
       <w:r>
         <w:lastRenderedPageBreak/>
         <w:t>Wydruk rozkładu: Kolory w legendzie</w:t>
       </w:r>
-      <w:bookmarkEnd w:id="4"/>
+      <w:bookmarkEnd w:id="5"/>
     </w:p>
     <w:p>
       <w:r>
@@ -1598,11 +1657,11 @@
       <w:pPr>
         <w:pStyle w:val="Nagwek1"/>
       </w:pPr>
-      <w:bookmarkStart w:id="5" w:name="_Toc236144186"/>
+      <w:bookmarkStart w:id="6" w:name="_Toc236218174"/>
       <w:r>
         <w:t>Dostępne miejsce</w:t>
       </w:r>
-      <w:bookmarkEnd w:id="5"/>
+      <w:bookmarkEnd w:id="6"/>
     </w:p>
     <w:p/>
     <w:p>
@@ -1658,11 +1717,11 @@
       <w:pPr>
         <w:pStyle w:val="Nagwek1"/>
       </w:pPr>
-      <w:bookmarkStart w:id="6" w:name="_Toc236144187"/>
+      <w:bookmarkStart w:id="7" w:name="_Toc236218175"/>
       <w:r>
         <w:t>Blokowanie dostępu do zasobu: ulepszenie</w:t>
       </w:r>
-      <w:bookmarkEnd w:id="6"/>
+      <w:bookmarkEnd w:id="7"/>
     </w:p>
     <w:p>
       <w:pPr>
@@ -1736,11 +1795,11 @@
       <w:pPr>
         <w:pStyle w:val="Nagwek1"/>
       </w:pPr>
-      <w:bookmarkStart w:id="7" w:name="_Toc236144188"/>
+      <w:bookmarkStart w:id="8" w:name="_Toc236218176"/>
       <w:r>
         <w:t>Masowe kasowanie danych za pomocą funkcji "Import danych z Excela"</w:t>
       </w:r>
-      <w:bookmarkEnd w:id="7"/>
+      <w:bookmarkEnd w:id="8"/>
     </w:p>
     <w:p>
       <w:r>
@@ -1809,143 +1868,143 @@
       <w:pPr>
         <w:pStyle w:val="Nagwek1"/>
       </w:pPr>
-      <w:bookmarkStart w:id="8" w:name="_Toc236144189"/>
+      <w:bookmarkStart w:id="9" w:name="_Toc236218177"/>
       <w:r>
         <w:t>Jednoczesny dostęp do kalendarzy: ulepszenie</w:t>
-      </w:r>
-      <w:bookmarkEnd w:id="8"/>
-    </w:p>
-    <w:p>
-      <w:r>
-        <w:t>Jeżeli dwóch użytkowników jed</w:t>
-      </w:r>
-      <w:r>
-        <w:t>n</w:t>
-      </w:r>
-      <w:r>
-        <w:t>ocześnie próbuje zaplanować zajęcie temu samemu zasobowi, to:</w:t>
-      </w:r>
-    </w:p>
-    <w:p>
-      <w:r>
-        <w:t>1/ W poprzedniej wersji program zawieszał się na około 10 sekund oczekując na zapisanie danych przez innego użytkownika.</w:t>
-      </w:r>
-    </w:p>
-    <w:p>
-      <w:r>
-        <w:t>2/ W obecnej wersji natychmiast pokazuje się komunikat „Spróbuj za chwilę”.</w:t>
-      </w:r>
-    </w:p>
-    <w:p>
-      <w:pPr>
-        <w:pStyle w:val="Nagwek1"/>
-      </w:pPr>
-      <w:bookmarkStart w:id="9" w:name="_Toc236144190"/>
-      <w:r>
-        <w:t>Import danych z Excela</w:t>
-      </w:r>
-      <w:r>
-        <w:t>: poprawka</w:t>
       </w:r>
       <w:bookmarkEnd w:id="9"/>
     </w:p>
     <w:p>
       <w:r>
-        <w:t>Stwierdzono występowanie błędu „</w:t>
-      </w:r>
-      <w:proofErr w:type="spellStart"/>
-      <w:r>
-        <w:t>Parameter</w:t>
-      </w:r>
-      <w:proofErr w:type="spellEnd"/>
-      <w:r>
-        <w:t xml:space="preserve"> </w:t>
-      </w:r>
-      <w:proofErr w:type="spellStart"/>
-      <w:r>
-        <w:t>object</w:t>
-      </w:r>
-      <w:proofErr w:type="spellEnd"/>
-      <w:r>
-        <w:t xml:space="preserve"> </w:t>
-      </w:r>
-      <w:proofErr w:type="spellStart"/>
-      <w:r>
-        <w:t>is</w:t>
-      </w:r>
-      <w:proofErr w:type="spellEnd"/>
-      <w:r>
-        <w:t xml:space="preserve"> </w:t>
-      </w:r>
-      <w:proofErr w:type="spellStart"/>
-      <w:r>
-        <w:t>improperly</w:t>
-      </w:r>
-      <w:proofErr w:type="spellEnd"/>
-      <w:r>
-        <w:t xml:space="preserve"> </w:t>
-      </w:r>
-      <w:proofErr w:type="spellStart"/>
-      <w:r>
-        <w:t>defined</w:t>
-      </w:r>
-      <w:proofErr w:type="spellEnd"/>
-      <w:r>
-        <w:t xml:space="preserve">. </w:t>
-      </w:r>
-      <w:proofErr w:type="spellStart"/>
-      <w:r>
-        <w:t>Inconsistent</w:t>
-      </w:r>
-      <w:proofErr w:type="spellEnd"/>
-      <w:r>
-        <w:t xml:space="preserve"> </w:t>
-      </w:r>
-      <w:proofErr w:type="spellStart"/>
-      <w:r>
-        <w:t>or</w:t>
-      </w:r>
-      <w:proofErr w:type="spellEnd"/>
-      <w:r>
-        <w:t xml:space="preserve"> </w:t>
-      </w:r>
-      <w:proofErr w:type="spellStart"/>
-      <w:r>
-        <w:t>incomplete</w:t>
-      </w:r>
-      <w:proofErr w:type="spellEnd"/>
-      <w:r>
-        <w:t xml:space="preserve"> </w:t>
-      </w:r>
-      <w:proofErr w:type="spellStart"/>
-      <w:r>
-        <w:t>information</w:t>
-      </w:r>
-      <w:proofErr w:type="spellEnd"/>
-      <w:r>
-        <w:t xml:space="preserve"> was </w:t>
-      </w:r>
-      <w:proofErr w:type="spellStart"/>
-      <w:r>
-        <w:t>provided</w:t>
-      </w:r>
-      <w:proofErr w:type="spellEnd"/>
-      <w:r>
-        <w:t>”, który został naprawiony.</w:t>
+        <w:t>Jeżeli dwóch użytkowników jed</w:t>
+      </w:r>
+      <w:r>
+        <w:t>n</w:t>
+      </w:r>
+      <w:r>
+        <w:t>ocześnie próbuje zaplanować zajęcie temu samemu zasobowi, to:</w:t>
       </w:r>
     </w:p>
     <w:p>
+      <w:r>
+        <w:t>1/ W poprzedniej wersji program zawieszał się na około 10 sekund oczekując na zapisanie danych przez innego użytkownika.</w:t>
+      </w:r>
+    </w:p>
+    <w:p>
+      <w:r>
+        <w:t>2/ W obecnej wersji natychmiast pokazuje się komunikat „Spróbuj za chwilę”.</w:t>
+      </w:r>
+    </w:p>
+    <w:p>
       <w:pPr>
         <w:pStyle w:val="Nagwek1"/>
       </w:pPr>
-      <w:bookmarkStart w:id="10" w:name="_Toc236144191"/>
+      <w:bookmarkStart w:id="10" w:name="_Toc236218178"/>
+      <w:r>
+        <w:t>Import danych z Excela</w:t>
+      </w:r>
+      <w:r>
+        <w:t>: poprawka</w:t>
+      </w:r>
+      <w:bookmarkEnd w:id="10"/>
+    </w:p>
+    <w:p>
+      <w:r>
+        <w:t>Stwierdzono występowanie błędu „</w:t>
+      </w:r>
+      <w:proofErr w:type="spellStart"/>
+      <w:r>
+        <w:t>Parameter</w:t>
+      </w:r>
+      <w:proofErr w:type="spellEnd"/>
+      <w:r>
+        <w:t xml:space="preserve"> </w:t>
+      </w:r>
+      <w:proofErr w:type="spellStart"/>
+      <w:r>
+        <w:t>object</w:t>
+      </w:r>
+      <w:proofErr w:type="spellEnd"/>
+      <w:r>
+        <w:t xml:space="preserve"> </w:t>
+      </w:r>
+      <w:proofErr w:type="spellStart"/>
+      <w:r>
+        <w:t>is</w:t>
+      </w:r>
+      <w:proofErr w:type="spellEnd"/>
+      <w:r>
+        <w:t xml:space="preserve"> </w:t>
+      </w:r>
+      <w:proofErr w:type="spellStart"/>
+      <w:r>
+        <w:t>improperly</w:t>
+      </w:r>
+      <w:proofErr w:type="spellEnd"/>
+      <w:r>
+        <w:t xml:space="preserve"> </w:t>
+      </w:r>
+      <w:proofErr w:type="spellStart"/>
+      <w:r>
+        <w:t>defined</w:t>
+      </w:r>
+      <w:proofErr w:type="spellEnd"/>
+      <w:r>
+        <w:t xml:space="preserve">. </w:t>
+      </w:r>
+      <w:proofErr w:type="spellStart"/>
+      <w:r>
+        <w:t>Inconsistent</w:t>
+      </w:r>
+      <w:proofErr w:type="spellEnd"/>
+      <w:r>
+        <w:t xml:space="preserve"> </w:t>
+      </w:r>
+      <w:proofErr w:type="spellStart"/>
+      <w:r>
+        <w:t>or</w:t>
+      </w:r>
+      <w:proofErr w:type="spellEnd"/>
+      <w:r>
+        <w:t xml:space="preserve"> </w:t>
+      </w:r>
+      <w:proofErr w:type="spellStart"/>
+      <w:r>
+        <w:t>incomplete</w:t>
+      </w:r>
+      <w:proofErr w:type="spellEnd"/>
+      <w:r>
+        <w:t xml:space="preserve"> </w:t>
+      </w:r>
+      <w:proofErr w:type="spellStart"/>
+      <w:r>
+        <w:t>information</w:t>
+      </w:r>
+      <w:proofErr w:type="spellEnd"/>
+      <w:r>
+        <w:t xml:space="preserve"> was </w:t>
+      </w:r>
+      <w:proofErr w:type="spellStart"/>
+      <w:r>
+        <w:t>provided</w:t>
+      </w:r>
+      <w:proofErr w:type="spellEnd"/>
+      <w:r>
+        <w:t>”, który został naprawiony.</w:t>
+      </w:r>
+    </w:p>
+    <w:p>
+      <w:pPr>
+        <w:pStyle w:val="Nagwek1"/>
+      </w:pPr>
+      <w:bookmarkStart w:id="11" w:name="_Toc236218179"/>
       <w:r>
         <w:t>Preferowane terminy w oknie K</w:t>
       </w:r>
       <w:r>
         <w:t>onflikt</w:t>
       </w:r>
-      <w:bookmarkEnd w:id="10"/>
+      <w:bookmarkEnd w:id="11"/>
     </w:p>
     <w:p>
       <w:r>
@@ -1993,12 +2052,12 @@
       <w:pPr>
         <w:pStyle w:val="Nagwek1"/>
       </w:pPr>
-      <w:bookmarkStart w:id="11" w:name="_Toc236144192"/>
+      <w:bookmarkStart w:id="12" w:name="_Toc236218180"/>
       <w:r>
         <w:lastRenderedPageBreak/>
         <w:t>Podrzędni: wykładowcy, grupy, sale – możliwość wyłączenia</w:t>
       </w:r>
-      <w:bookmarkEnd w:id="11"/>
+      <w:bookmarkEnd w:id="12"/>
     </w:p>
     <w:p>
       <w:r>
@@ -2074,11 +2133,39 @@
       <w:pPr>
         <w:pStyle w:val="Nagwek1"/>
       </w:pPr>
-      <w:bookmarkStart w:id="12" w:name="_Toc236144193"/>
+      <w:bookmarkStart w:id="13" w:name="_Toc236218181"/>
+      <w:r>
+        <w:t>Zmiana terminologii: Semestr -&gt; Okres</w:t>
+      </w:r>
+      <w:bookmarkEnd w:id="13"/>
+    </w:p>
+    <w:p>
+      <w:r>
+        <w:t>Obiekt Semestr zmienił nazwę, obecnie jest to Okres.</w:t>
+      </w:r>
+    </w:p>
+    <w:p>
+      <w:r>
+        <w:t>Dlaczego ta zmiana?</w:t>
+      </w:r>
+    </w:p>
+    <w:p>
+      <w:r>
+        <w:t>W plansoft.org okres to po prostu wygodne okno czasowe do wyświetlania danych, przy czym okresy mogą się na siebie nakładać.</w:t>
+      </w:r>
+      <w:r>
+        <w:t xml:space="preserve"> Zrezygnowano z nazwy Semestr dla rozróżnienia, ponieważ w systemie USOS semestr ma restrykcyjne znaczenie.</w:t>
+      </w:r>
+    </w:p>
+    <w:p>
+      <w:pPr>
+        <w:pStyle w:val="Nagwek1"/>
+      </w:pPr>
+      <w:bookmarkStart w:id="14" w:name="_Toc236218182"/>
       <w:r>
         <w:t>Inne zmiany</w:t>
       </w:r>
-      <w:bookmarkEnd w:id="12"/>
+      <w:bookmarkEnd w:id="14"/>
     </w:p>
     <w:p>
       <w:pPr>
@@ -2241,7 +2328,7 @@
           <w:rPr>
             <w:noProof/>
           </w:rPr>
-          <w:t>2</w:t>
+          <w:t>1</w:t>
         </w:r>
         <w:r>
           <w:fldChar w:fldCharType="end"/>
@@ -9959,7 +10046,7 @@
 </file>
 
 <file path=customXml/itemProps1.xml><?xml version="1.0" encoding="utf-8"?>
-<ds:datastoreItem xmlns:ds="http://schemas.openxmlformats.org/officeDocument/2006/customXml" ds:itemID="{82999581-F980-43B2-894D-7BFC553542F8}">
+<ds:datastoreItem xmlns:ds="http://schemas.openxmlformats.org/officeDocument/2006/customXml" ds:itemID="{1E7F8BD4-FA87-4E1C-9308-40773050028D}">
   <ds:schemaRefs>
     <ds:schemaRef ds:uri="http://schemas.openxmlformats.org/officeDocument/2006/bibliography"/>
   </ds:schemaRefs>

--- a/cd/doc/changes/202607.Zmiany.docx
+++ b/cd/doc/changes/202607.Zmiany.docx
@@ -101,7 +101,7 @@
       <w:r>
         <w:fldChar w:fldCharType="separate"/>
       </w:r>
-      <w:hyperlink w:anchor="_Toc236218169" w:history="1">
+      <w:hyperlink w:anchor="_Toc236230694" w:history="1">
         <w:r>
           <w:rPr>
             <w:rStyle w:val="Hipercze"/>
@@ -128,7 +128,7 @@
             <w:noProof/>
             <w:webHidden/>
           </w:rPr>
-          <w:instrText xml:space="preserve"> PAGEREF _Toc236218169 \h </w:instrText>
+          <w:instrText xml:space="preserve"> PAGEREF _Toc236230694 \h </w:instrText>
         </w:r>
         <w:r>
           <w:rPr>
@@ -172,7 +172,7 @@
           <w:szCs w:val="22"/>
         </w:rPr>
       </w:pPr>
-      <w:hyperlink w:anchor="_Toc236218170" w:history="1">
+      <w:hyperlink w:anchor="_Toc236230695" w:history="1">
         <w:r>
           <w:rPr>
             <w:rStyle w:val="Hipercze"/>
@@ -199,7 +199,7 @@
             <w:noProof/>
             <w:webHidden/>
           </w:rPr>
-          <w:instrText xml:space="preserve"> PAGEREF _Toc236218170 \h </w:instrText>
+          <w:instrText xml:space="preserve"> PAGEREF _Toc236230695 \h </w:instrText>
         </w:r>
         <w:r>
           <w:rPr>
@@ -243,7 +243,7 @@
           <w:szCs w:val="22"/>
         </w:rPr>
       </w:pPr>
-      <w:hyperlink w:anchor="_Toc236218171" w:history="1">
+      <w:hyperlink w:anchor="_Toc236230696" w:history="1">
         <w:r>
           <w:rPr>
             <w:rStyle w:val="Hipercze"/>
@@ -270,7 +270,7 @@
             <w:noProof/>
             <w:webHidden/>
           </w:rPr>
-          <w:instrText xml:space="preserve"> PAGEREF _Toc236218171 \h </w:instrText>
+          <w:instrText xml:space="preserve"> PAGEREF _Toc236230696 \h </w:instrText>
         </w:r>
         <w:r>
           <w:rPr>
@@ -314,7 +314,7 @@
           <w:szCs w:val="22"/>
         </w:rPr>
       </w:pPr>
-      <w:hyperlink w:anchor="_Toc236218172" w:history="1">
+      <w:hyperlink w:anchor="_Toc236230697" w:history="1">
         <w:r>
           <w:rPr>
             <w:rStyle w:val="Hipercze"/>
@@ -341,7 +341,7 @@
             <w:noProof/>
             <w:webHidden/>
           </w:rPr>
-          <w:instrText xml:space="preserve"> PAGEREF _Toc236218172 \h </w:instrText>
+          <w:instrText xml:space="preserve"> PAGEREF _Toc236230697 \h </w:instrText>
         </w:r>
         <w:r>
           <w:rPr>
@@ -385,7 +385,7 @@
           <w:szCs w:val="22"/>
         </w:rPr>
       </w:pPr>
-      <w:hyperlink w:anchor="_Toc236218173" w:history="1">
+      <w:hyperlink w:anchor="_Toc236230698" w:history="1">
         <w:r>
           <w:rPr>
             <w:rStyle w:val="Hipercze"/>
@@ -412,7 +412,7 @@
             <w:noProof/>
             <w:webHidden/>
           </w:rPr>
-          <w:instrText xml:space="preserve"> PAGEREF _Toc236218173 \h </w:instrText>
+          <w:instrText xml:space="preserve"> PAGEREF _Toc236230698 \h </w:instrText>
         </w:r>
         <w:r>
           <w:rPr>
@@ -456,7 +456,7 @@
           <w:szCs w:val="22"/>
         </w:rPr>
       </w:pPr>
-      <w:hyperlink w:anchor="_Toc236218174" w:history="1">
+      <w:hyperlink w:anchor="_Toc236230699" w:history="1">
         <w:r>
           <w:rPr>
             <w:rStyle w:val="Hipercze"/>
@@ -483,7 +483,7 @@
             <w:noProof/>
             <w:webHidden/>
           </w:rPr>
-          <w:instrText xml:space="preserve"> PAGEREF _Toc236218174 \h </w:instrText>
+          <w:instrText xml:space="preserve"> PAGEREF _Toc236230699 \h </w:instrText>
         </w:r>
         <w:r>
           <w:rPr>
@@ -527,7 +527,7 @@
           <w:szCs w:val="22"/>
         </w:rPr>
       </w:pPr>
-      <w:hyperlink w:anchor="_Toc236218175" w:history="1">
+      <w:hyperlink w:anchor="_Toc236230700" w:history="1">
         <w:r>
           <w:rPr>
             <w:rStyle w:val="Hipercze"/>
@@ -554,7 +554,7 @@
             <w:noProof/>
             <w:webHidden/>
           </w:rPr>
-          <w:instrText xml:space="preserve"> PAGEREF _Toc236218175 \h </w:instrText>
+          <w:instrText xml:space="preserve"> PAGEREF _Toc236230700 \h </w:instrText>
         </w:r>
         <w:r>
           <w:rPr>
@@ -598,7 +598,7 @@
           <w:szCs w:val="22"/>
         </w:rPr>
       </w:pPr>
-      <w:hyperlink w:anchor="_Toc236218176" w:history="1">
+      <w:hyperlink w:anchor="_Toc236230701" w:history="1">
         <w:r>
           <w:rPr>
             <w:rStyle w:val="Hipercze"/>
@@ -625,7 +625,7 @@
             <w:noProof/>
             <w:webHidden/>
           </w:rPr>
-          <w:instrText xml:space="preserve"> PAGEREF _Toc236218176 \h </w:instrText>
+          <w:instrText xml:space="preserve"> PAGEREF _Toc236230701 \h </w:instrText>
         </w:r>
         <w:r>
           <w:rPr>
@@ -669,7 +669,7 @@
           <w:szCs w:val="22"/>
         </w:rPr>
       </w:pPr>
-      <w:hyperlink w:anchor="_Toc236218177" w:history="1">
+      <w:hyperlink w:anchor="_Toc236230702" w:history="1">
         <w:r>
           <w:rPr>
             <w:rStyle w:val="Hipercze"/>
@@ -696,7 +696,7 @@
             <w:noProof/>
             <w:webHidden/>
           </w:rPr>
-          <w:instrText xml:space="preserve"> PAGEREF _Toc236218177 \h </w:instrText>
+          <w:instrText xml:space="preserve"> PAGEREF _Toc236230702 \h </w:instrText>
         </w:r>
         <w:r>
           <w:rPr>
@@ -740,7 +740,7 @@
           <w:szCs w:val="22"/>
         </w:rPr>
       </w:pPr>
-      <w:hyperlink w:anchor="_Toc236218178" w:history="1">
+      <w:hyperlink w:anchor="_Toc236230703" w:history="1">
         <w:r>
           <w:rPr>
             <w:rStyle w:val="Hipercze"/>
@@ -767,7 +767,7 @@
             <w:noProof/>
             <w:webHidden/>
           </w:rPr>
-          <w:instrText xml:space="preserve"> PAGEREF _Toc236218178 \h </w:instrText>
+          <w:instrText xml:space="preserve"> PAGEREF _Toc236230703 \h </w:instrText>
         </w:r>
         <w:r>
           <w:rPr>
@@ -811,7 +811,7 @@
           <w:szCs w:val="22"/>
         </w:rPr>
       </w:pPr>
-      <w:hyperlink w:anchor="_Toc236218179" w:history="1">
+      <w:hyperlink w:anchor="_Toc236230704" w:history="1">
         <w:r>
           <w:rPr>
             <w:rStyle w:val="Hipercze"/>
@@ -838,7 +838,7 @@
             <w:noProof/>
             <w:webHidden/>
           </w:rPr>
-          <w:instrText xml:space="preserve"> PAGEREF _Toc236218179 \h </w:instrText>
+          <w:instrText xml:space="preserve"> PAGEREF _Toc236230704 \h </w:instrText>
         </w:r>
         <w:r>
           <w:rPr>
@@ -882,7 +882,7 @@
           <w:szCs w:val="22"/>
         </w:rPr>
       </w:pPr>
-      <w:hyperlink w:anchor="_Toc236218180" w:history="1">
+      <w:hyperlink w:anchor="_Toc236230705" w:history="1">
         <w:r>
           <w:rPr>
             <w:rStyle w:val="Hipercze"/>
@@ -909,7 +909,7 @@
             <w:noProof/>
             <w:webHidden/>
           </w:rPr>
-          <w:instrText xml:space="preserve"> PAGEREF _Toc236218180 \h </w:instrText>
+          <w:instrText xml:space="preserve"> PAGEREF _Toc236230705 \h </w:instrText>
         </w:r>
         <w:r>
           <w:rPr>
@@ -953,13 +953,13 @@
           <w:szCs w:val="22"/>
         </w:rPr>
       </w:pPr>
-      <w:hyperlink w:anchor="_Toc236218181" w:history="1">
+      <w:hyperlink w:anchor="_Toc236230706" w:history="1">
         <w:r>
           <w:rPr>
             <w:rStyle w:val="Hipercze"/>
             <w:noProof/>
           </w:rPr>
-          <w:t>Zmiana terminologii: Semestr -&gt; Okres</w:t>
+          <w:t>Ulepszone okno do zarządzania listą zasobów</w:t>
         </w:r>
         <w:r>
           <w:rPr>
@@ -980,7 +980,7 @@
             <w:noProof/>
             <w:webHidden/>
           </w:rPr>
-          <w:instrText xml:space="preserve"> PAGEREF _Toc236218181 \h </w:instrText>
+          <w:instrText xml:space="preserve"> PAGEREF _Toc236230706 \h </w:instrText>
         </w:r>
         <w:r>
           <w:rPr>
@@ -1024,13 +1024,13 @@
           <w:szCs w:val="22"/>
         </w:rPr>
       </w:pPr>
-      <w:hyperlink w:anchor="_Toc236218182" w:history="1">
+      <w:hyperlink w:anchor="_Toc236230707" w:history="1">
         <w:r>
           <w:rPr>
             <w:rStyle w:val="Hipercze"/>
             <w:noProof/>
           </w:rPr>
-          <w:t>Inne zmiany</w:t>
+          <w:t>Zmiana terminologii: Semestr -&gt; Okres</w:t>
         </w:r>
         <w:r>
           <w:rPr>
@@ -1051,7 +1051,7 @@
             <w:noProof/>
             <w:webHidden/>
           </w:rPr>
-          <w:instrText xml:space="preserve"> PAGEREF _Toc236218182 \h </w:instrText>
+          <w:instrText xml:space="preserve"> PAGEREF _Toc236230707 \h </w:instrText>
         </w:r>
         <w:r>
           <w:rPr>
@@ -1071,7 +1071,7 @@
             <w:noProof/>
             <w:webHidden/>
           </w:rPr>
-          <w:t>6</w:t>
+          <w:t>7</w:t>
         </w:r>
         <w:r>
           <w:rPr>
@@ -1083,15 +1083,86 @@
       </w:hyperlink>
     </w:p>
     <w:p>
-      <w:r>
-        <w:fldChar w:fldCharType="end"/>
-      </w:r>
+      <w:pPr>
+        <w:pStyle w:val="Spistreci1"/>
+        <w:tabs>
+          <w:tab w:val="right" w:leader="dot" w:pos="9770"/>
+        </w:tabs>
+        <w:rPr>
+          <w:rFonts w:asciiTheme="minorHAnsi" w:eastAsiaTheme="minorEastAsia" w:hAnsiTheme="minorHAnsi" w:cstheme="minorBidi"/>
+          <w:noProof/>
+          <w:sz w:val="22"/>
+          <w:szCs w:val="22"/>
+        </w:rPr>
+      </w:pPr>
+      <w:hyperlink w:anchor="_Toc236230708" w:history="1">
+        <w:r>
+          <w:rPr>
+            <w:rStyle w:val="Hipercze"/>
+            <w:noProof/>
+          </w:rPr>
+          <w:t>Inne zmiany</w:t>
+        </w:r>
+        <w:r>
+          <w:rPr>
+            <w:noProof/>
+            <w:webHidden/>
+          </w:rPr>
+          <w:tab/>
+        </w:r>
+        <w:r>
+          <w:rPr>
+            <w:noProof/>
+            <w:webHidden/>
+          </w:rPr>
+          <w:fldChar w:fldCharType="begin"/>
+        </w:r>
+        <w:r>
+          <w:rPr>
+            <w:noProof/>
+            <w:webHidden/>
+          </w:rPr>
+          <w:instrText xml:space="preserve"> PAGEREF _Toc236230708 \h </w:instrText>
+        </w:r>
+        <w:r>
+          <w:rPr>
+            <w:noProof/>
+            <w:webHidden/>
+          </w:rPr>
+        </w:r>
+        <w:r>
+          <w:rPr>
+            <w:noProof/>
+            <w:webHidden/>
+          </w:rPr>
+          <w:fldChar w:fldCharType="separate"/>
+        </w:r>
+        <w:r>
+          <w:rPr>
+            <w:noProof/>
+            <w:webHidden/>
+          </w:rPr>
+          <w:t>7</w:t>
+        </w:r>
+        <w:r>
+          <w:rPr>
+            <w:noProof/>
+            <w:webHidden/>
+          </w:rPr>
+          <w:fldChar w:fldCharType="end"/>
+        </w:r>
+      </w:hyperlink>
     </w:p>
     <w:p>
+      <w:r>
+        <w:fldChar w:fldCharType="end"/>
+      </w:r>
+    </w:p>
+    <w:p>
       <w:pPr>
         <w:pStyle w:val="Nagwek1"/>
       </w:pPr>
-      <w:bookmarkStart w:id="1" w:name="_Toc236218169"/>
+      <w:bookmarkStart w:id="1" w:name="_Toc236230694"/>
       <w:r>
         <w:t>Planowanie w tygodnie parzyste i nieparzyste</w:t>
       </w:r>
@@ -1375,7 +1446,7 @@
       <w:pPr>
         <w:pStyle w:val="Nagwek1"/>
       </w:pPr>
-      <w:bookmarkStart w:id="2" w:name="_Toc236218170"/>
+      <w:bookmarkStart w:id="2" w:name="_Toc236230695"/>
       <w:r>
         <w:t xml:space="preserve">Globalny </w:t>
       </w:r>
@@ -1473,7 +1544,7 @@
       <w:pPr>
         <w:pStyle w:val="Nagwek1"/>
       </w:pPr>
-      <w:bookmarkStart w:id="3" w:name="_Toc236218171"/>
+      <w:bookmarkStart w:id="3" w:name="_Toc236230696"/>
       <w:r>
         <w:t>Uprawnienia od odczytu lub edycji</w:t>
       </w:r>
@@ -1532,7 +1603,7 @@
       <w:pPr>
         <w:pStyle w:val="Nagwek1"/>
       </w:pPr>
-      <w:bookmarkStart w:id="4" w:name="_Toc236218172"/>
+      <w:bookmarkStart w:id="4" w:name="_Toc236230697"/>
       <w:r>
         <w:t>Okresy: Nadawanie uprawnień do edycji kalendarza dni wolnych</w:t>
       </w:r>
@@ -1589,7 +1660,7 @@
       <w:pPr>
         <w:pStyle w:val="Nagwek1"/>
       </w:pPr>
-      <w:bookmarkStart w:id="5" w:name="_Toc236218173"/>
+      <w:bookmarkStart w:id="5" w:name="_Toc236230698"/>
       <w:r>
         <w:lastRenderedPageBreak/>
         <w:t>Wydruk rozkładu: Kolory w legendzie</w:t>
@@ -1657,7 +1728,7 @@
       <w:pPr>
         <w:pStyle w:val="Nagwek1"/>
       </w:pPr>
-      <w:bookmarkStart w:id="6" w:name="_Toc236218174"/>
+      <w:bookmarkStart w:id="6" w:name="_Toc236230699"/>
       <w:r>
         <w:t>Dostępne miejsce</w:t>
       </w:r>
@@ -1717,7 +1788,7 @@
       <w:pPr>
         <w:pStyle w:val="Nagwek1"/>
       </w:pPr>
-      <w:bookmarkStart w:id="7" w:name="_Toc236218175"/>
+      <w:bookmarkStart w:id="7" w:name="_Toc236230700"/>
       <w:r>
         <w:t>Blokowanie dostępu do zasobu: ulepszenie</w:t>
       </w:r>
@@ -1795,7 +1866,7 @@
       <w:pPr>
         <w:pStyle w:val="Nagwek1"/>
       </w:pPr>
-      <w:bookmarkStart w:id="8" w:name="_Toc236218176"/>
+      <w:bookmarkStart w:id="8" w:name="_Toc236230701"/>
       <w:r>
         <w:t>Masowe kasowanie danych za pomocą funkcji "Import danych z Excela"</w:t>
       </w:r>
@@ -1868,7 +1939,7 @@
       <w:pPr>
         <w:pStyle w:val="Nagwek1"/>
       </w:pPr>
-      <w:bookmarkStart w:id="9" w:name="_Toc236218177"/>
+      <w:bookmarkStart w:id="9" w:name="_Toc236230702"/>
       <w:r>
         <w:t>Jednoczesny dostęp do kalendarzy: ulepszenie</w:t>
       </w:r>
@@ -1899,7 +1970,7 @@
       <w:pPr>
         <w:pStyle w:val="Nagwek1"/>
       </w:pPr>
-      <w:bookmarkStart w:id="10" w:name="_Toc236218178"/>
+      <w:bookmarkStart w:id="10" w:name="_Toc236230703"/>
       <w:r>
         <w:t>Import danych z Excela</w:t>
       </w:r>
@@ -1997,7 +2068,7 @@
       <w:pPr>
         <w:pStyle w:val="Nagwek1"/>
       </w:pPr>
-      <w:bookmarkStart w:id="11" w:name="_Toc236218179"/>
+      <w:bookmarkStart w:id="11" w:name="_Toc236230704"/>
       <w:r>
         <w:t>Preferowane terminy w oknie K</w:t>
       </w:r>
@@ -2052,7 +2123,7 @@
       <w:pPr>
         <w:pStyle w:val="Nagwek1"/>
       </w:pPr>
-      <w:bookmarkStart w:id="12" w:name="_Toc236218180"/>
+      <w:bookmarkStart w:id="12" w:name="_Toc236230705"/>
       <w:r>
         <w:lastRenderedPageBreak/>
         <w:t>Podrzędni: wykładowcy, grupy, sale – możliwość wyłączenia</w:t>
@@ -2133,39 +2204,103 @@
       <w:pPr>
         <w:pStyle w:val="Nagwek1"/>
       </w:pPr>
-      <w:bookmarkStart w:id="13" w:name="_Toc236218181"/>
-      <w:r>
-        <w:t>Zmiana terminologii: Semestr -&gt; Okres</w:t>
+      <w:bookmarkStart w:id="13" w:name="_Toc236230706"/>
+      <w:r>
+        <w:t>Ulepszone okno do zarządzania listą zasobów</w:t>
       </w:r>
       <w:bookmarkEnd w:id="13"/>
     </w:p>
     <w:p>
       <w:r>
-        <w:t>Obiekt Semestr zmienił nazwę, obecnie jest to Okres.</w:t>
+        <w:t xml:space="preserve">Okno jest bardziej intuicyjne w obsłudze, pozwala na wybór zasobu za pomocą kliknięcia klawisza </w:t>
+      </w:r>
+      <w:proofErr w:type="spellStart"/>
+      <w:r>
+        <w:t>Enter</w:t>
+      </w:r>
+      <w:proofErr w:type="spellEnd"/>
+      <w:r>
+        <w:t xml:space="preserve"> oraz pozwala na edycję szczegółów zasobu.</w:t>
+      </w:r>
+    </w:p>
+    <w:p/>
+    <w:p>
+      <w:r>
+        <w:drawing>
+          <wp:inline distT="0" distB="0" distL="0" distR="0" wp14:anchorId="79F15895" wp14:editId="4AE5AA1E">
+            <wp:extent cx="2397744" cy="3481388"/>
+            <wp:effectExtent l="0" t="0" r="3175" b="5080"/>
+            <wp:docPr id="14" name="Obraz 14"/>
+            <wp:cNvGraphicFramePr>
+              <a:graphicFrameLocks xmlns:a="http://schemas.openxmlformats.org/drawingml/2006/main" noChangeAspect="1"/>
+            </wp:cNvGraphicFramePr>
+            <a:graphic xmlns:a="http://schemas.openxmlformats.org/drawingml/2006/main">
+              <a:graphicData uri="http://schemas.openxmlformats.org/drawingml/2006/picture">
+                <pic:pic xmlns:pic="http://schemas.openxmlformats.org/drawingml/2006/picture">
+                  <pic:nvPicPr>
+                    <pic:cNvPr id="0" name=""/>
+                    <pic:cNvPicPr/>
+                  </pic:nvPicPr>
+                  <pic:blipFill>
+                    <a:blip r:embed="rId21"/>
+                    <a:stretch>
+                      <a:fillRect/>
+                    </a:stretch>
+                  </pic:blipFill>
+                  <pic:spPr>
+                    <a:xfrm>
+                      <a:off x="0" y="0"/>
+                      <a:ext cx="2398714" cy="3482796"/>
+                    </a:xfrm>
+                    <a:prstGeom prst="rect">
+                      <a:avLst/>
+                    </a:prstGeom>
+                  </pic:spPr>
+                </pic:pic>
+              </a:graphicData>
+            </a:graphic>
+          </wp:inline>
+        </w:drawing>
       </w:r>
     </w:p>
     <w:p>
-      <w:r>
-        <w:t>Dlaczego ta zmiana?</w:t>
-      </w:r>
+      <w:pPr>
+        <w:pStyle w:val="Nagwek1"/>
+      </w:pPr>
+      <w:bookmarkStart w:id="14" w:name="_Toc236230707"/>
+      <w:r>
+        <w:lastRenderedPageBreak/>
+        <w:t>Zmiana terminologii: Semestr -&gt; Okres</w:t>
+      </w:r>
+      <w:bookmarkEnd w:id="14"/>
     </w:p>
     <w:p>
       <w:r>
-        <w:t>W plansoft.org okres to po prostu wygodne okno czasowe do wyświetlania danych, przy czym okresy mogą się na siebie nakładać.</w:t>
-      </w:r>
-      <w:r>
-        <w:t xml:space="preserve"> Zrezygnowano z nazwy Semestr dla rozróżnienia, ponieważ w systemie USOS semestr ma restrykcyjne znaczenie.</w:t>
+        <w:t>Obiekt Semestr zmienił nazwę, obecnie jest to Okres.</w:t>
       </w:r>
     </w:p>
     <w:p>
+      <w:r>
+        <w:t>Dlaczego ta zmiana?</w:t>
+      </w:r>
+    </w:p>
+    <w:p>
+      <w:r>
+        <w:t>W plansoft.org okres to po prostu wygodne okno czasowe do wyświetlania danych, przy czym okresy mogą się na siebie nakładać.</w:t>
+      </w:r>
+      <w:r>
+        <w:t xml:space="preserve"> Zrezygnowano z nazwy Semestr dla rozróżnienia, ponieważ w systemie USOS semestr ma restrykcyjne znaczenie.</w:t>
+      </w:r>
+    </w:p>
+    <w:p>
       <w:pPr>
         <w:pStyle w:val="Nagwek1"/>
       </w:pPr>
-      <w:bookmarkStart w:id="14" w:name="_Toc236218182"/>
+      <w:bookmarkStart w:id="15" w:name="_Toc236230708"/>
       <w:r>
         <w:t>Inne zmiany</w:t>
       </w:r>
-      <w:bookmarkEnd w:id="14"/>
+      <w:bookmarkEnd w:id="15"/>
     </w:p>
     <w:p>
       <w:pPr>
@@ -2267,8 +2402,8 @@
       </w:pPr>
     </w:p>
     <w:sectPr>
-      <w:headerReference w:type="default" r:id="rId21"/>
-      <w:footerReference w:type="default" r:id="rId22"/>
+      <w:headerReference w:type="default" r:id="rId22"/>
+      <w:footerReference w:type="default" r:id="rId23"/>
       <w:type w:val="continuous"/>
       <w:pgSz w:w="11906" w:h="16838"/>
       <w:pgMar w:top="957" w:right="1133" w:bottom="1418" w:left="993" w:header="142" w:footer="565" w:gutter="0"/>
@@ -10046,7 +10181,7 @@
 </file>
 
 <file path=customXml/itemProps1.xml><?xml version="1.0" encoding="utf-8"?>
-<ds:datastoreItem xmlns:ds="http://schemas.openxmlformats.org/officeDocument/2006/customXml" ds:itemID="{1E7F8BD4-FA87-4E1C-9308-40773050028D}">
+<ds:datastoreItem xmlns:ds="http://schemas.openxmlformats.org/officeDocument/2006/customXml" ds:itemID="{0E34EF0D-6081-4B08-97F2-C5862E6B318D}">
   <ds:schemaRefs>
     <ds:schemaRef ds:uri="http://schemas.openxmlformats.org/officeDocument/2006/bibliography"/>
   </ds:schemaRefs>

--- a/cd/doc/changes/202607.Zmiany.docx
+++ b/cd/doc/changes/202607.Zmiany.docx
@@ -101,7 +101,7 @@
       <w:r>
         <w:fldChar w:fldCharType="separate"/>
       </w:r>
-      <w:hyperlink w:anchor="_Toc236230694" w:history="1">
+      <w:hyperlink w:anchor="_Toc236638862" w:history="1">
         <w:r>
           <w:rPr>
             <w:rStyle w:val="Hipercze"/>
@@ -128,7 +128,7 @@
             <w:noProof/>
             <w:webHidden/>
           </w:rPr>
-          <w:instrText xml:space="preserve"> PAGEREF _Toc236230694 \h </w:instrText>
+          <w:instrText xml:space="preserve"> PAGEREF _Toc236638862 \h </w:instrText>
         </w:r>
         <w:r>
           <w:rPr>
@@ -172,7 +172,7 @@
           <w:szCs w:val="22"/>
         </w:rPr>
       </w:pPr>
-      <w:hyperlink w:anchor="_Toc236230695" w:history="1">
+      <w:hyperlink w:anchor="_Toc236638863" w:history="1">
         <w:r>
           <w:rPr>
             <w:rStyle w:val="Hipercze"/>
@@ -199,7 +199,7 @@
             <w:noProof/>
             <w:webHidden/>
           </w:rPr>
-          <w:instrText xml:space="preserve"> PAGEREF _Toc236230695 \h </w:instrText>
+          <w:instrText xml:space="preserve"> PAGEREF _Toc236638863 \h </w:instrText>
         </w:r>
         <w:r>
           <w:rPr>
@@ -243,7 +243,7 @@
           <w:szCs w:val="22"/>
         </w:rPr>
       </w:pPr>
-      <w:hyperlink w:anchor="_Toc236230696" w:history="1">
+      <w:hyperlink w:anchor="_Toc236638864" w:history="1">
         <w:r>
           <w:rPr>
             <w:rStyle w:val="Hipercze"/>
@@ -270,7 +270,7 @@
             <w:noProof/>
             <w:webHidden/>
           </w:rPr>
-          <w:instrText xml:space="preserve"> PAGEREF _Toc236230696 \h </w:instrText>
+          <w:instrText xml:space="preserve"> PAGEREF _Toc236638864 \h </w:instrText>
         </w:r>
         <w:r>
           <w:rPr>
@@ -314,7 +314,7 @@
           <w:szCs w:val="22"/>
         </w:rPr>
       </w:pPr>
-      <w:hyperlink w:anchor="_Toc236230697" w:history="1">
+      <w:hyperlink w:anchor="_Toc236638865" w:history="1">
         <w:r>
           <w:rPr>
             <w:rStyle w:val="Hipercze"/>
@@ -341,7 +341,7 @@
             <w:noProof/>
             <w:webHidden/>
           </w:rPr>
-          <w:instrText xml:space="preserve"> PAGEREF _Toc236230697 \h </w:instrText>
+          <w:instrText xml:space="preserve"> PAGEREF _Toc236638865 \h </w:instrText>
         </w:r>
         <w:r>
           <w:rPr>
@@ -385,7 +385,7 @@
           <w:szCs w:val="22"/>
         </w:rPr>
       </w:pPr>
-      <w:hyperlink w:anchor="_Toc236230698" w:history="1">
+      <w:hyperlink w:anchor="_Toc236638866" w:history="1">
         <w:r>
           <w:rPr>
             <w:rStyle w:val="Hipercze"/>
@@ -412,7 +412,7 @@
             <w:noProof/>
             <w:webHidden/>
           </w:rPr>
-          <w:instrText xml:space="preserve"> PAGEREF _Toc236230698 \h </w:instrText>
+          <w:instrText xml:space="preserve"> PAGEREF _Toc236638866 \h </w:instrText>
         </w:r>
         <w:r>
           <w:rPr>
@@ -456,7 +456,7 @@
           <w:szCs w:val="22"/>
         </w:rPr>
       </w:pPr>
-      <w:hyperlink w:anchor="_Toc236230699" w:history="1">
+      <w:hyperlink w:anchor="_Toc236638867" w:history="1">
         <w:r>
           <w:rPr>
             <w:rStyle w:val="Hipercze"/>
@@ -483,7 +483,7 @@
             <w:noProof/>
             <w:webHidden/>
           </w:rPr>
-          <w:instrText xml:space="preserve"> PAGEREF _Toc236230699 \h </w:instrText>
+          <w:instrText xml:space="preserve"> PAGEREF _Toc236638867 \h </w:instrText>
         </w:r>
         <w:r>
           <w:rPr>
@@ -527,7 +527,7 @@
           <w:szCs w:val="22"/>
         </w:rPr>
       </w:pPr>
-      <w:hyperlink w:anchor="_Toc236230700" w:history="1">
+      <w:hyperlink w:anchor="_Toc236638868" w:history="1">
         <w:r>
           <w:rPr>
             <w:rStyle w:val="Hipercze"/>
@@ -554,7 +554,7 @@
             <w:noProof/>
             <w:webHidden/>
           </w:rPr>
-          <w:instrText xml:space="preserve"> PAGEREF _Toc236230700 \h </w:instrText>
+          <w:instrText xml:space="preserve"> PAGEREF _Toc236638868 \h </w:instrText>
         </w:r>
         <w:r>
           <w:rPr>
@@ -598,7 +598,7 @@
           <w:szCs w:val="22"/>
         </w:rPr>
       </w:pPr>
-      <w:hyperlink w:anchor="_Toc236230701" w:history="1">
+      <w:hyperlink w:anchor="_Toc236638869" w:history="1">
         <w:r>
           <w:rPr>
             <w:rStyle w:val="Hipercze"/>
@@ -625,7 +625,7 @@
             <w:noProof/>
             <w:webHidden/>
           </w:rPr>
-          <w:instrText xml:space="preserve"> PAGEREF _Toc236230701 \h </w:instrText>
+          <w:instrText xml:space="preserve"> PAGEREF _Toc236638869 \h </w:instrText>
         </w:r>
         <w:r>
           <w:rPr>
@@ -669,7 +669,7 @@
           <w:szCs w:val="22"/>
         </w:rPr>
       </w:pPr>
-      <w:hyperlink w:anchor="_Toc236230702" w:history="1">
+      <w:hyperlink w:anchor="_Toc236638870" w:history="1">
         <w:r>
           <w:rPr>
             <w:rStyle w:val="Hipercze"/>
@@ -696,7 +696,7 @@
             <w:noProof/>
             <w:webHidden/>
           </w:rPr>
-          <w:instrText xml:space="preserve"> PAGEREF _Toc236230702 \h </w:instrText>
+          <w:instrText xml:space="preserve"> PAGEREF _Toc236638870 \h </w:instrText>
         </w:r>
         <w:r>
           <w:rPr>
@@ -740,7 +740,7 @@
           <w:szCs w:val="22"/>
         </w:rPr>
       </w:pPr>
-      <w:hyperlink w:anchor="_Toc236230703" w:history="1">
+      <w:hyperlink w:anchor="_Toc236638871" w:history="1">
         <w:r>
           <w:rPr>
             <w:rStyle w:val="Hipercze"/>
@@ -767,7 +767,7 @@
             <w:noProof/>
             <w:webHidden/>
           </w:rPr>
-          <w:instrText xml:space="preserve"> PAGEREF _Toc236230703 \h </w:instrText>
+          <w:instrText xml:space="preserve"> PAGEREF _Toc236638871 \h </w:instrText>
         </w:r>
         <w:r>
           <w:rPr>
@@ -811,7 +811,7 @@
           <w:szCs w:val="22"/>
         </w:rPr>
       </w:pPr>
-      <w:hyperlink w:anchor="_Toc236230704" w:history="1">
+      <w:hyperlink w:anchor="_Toc236638872" w:history="1">
         <w:r>
           <w:rPr>
             <w:rStyle w:val="Hipercze"/>
@@ -838,7 +838,7 @@
             <w:noProof/>
             <w:webHidden/>
           </w:rPr>
-          <w:instrText xml:space="preserve"> PAGEREF _Toc236230704 \h </w:instrText>
+          <w:instrText xml:space="preserve"> PAGEREF _Toc236638872 \h </w:instrText>
         </w:r>
         <w:r>
           <w:rPr>
@@ -882,7 +882,7 @@
           <w:szCs w:val="22"/>
         </w:rPr>
       </w:pPr>
-      <w:hyperlink w:anchor="_Toc236230705" w:history="1">
+      <w:hyperlink w:anchor="_Toc236638873" w:history="1">
         <w:r>
           <w:rPr>
             <w:rStyle w:val="Hipercze"/>
@@ -909,7 +909,7 @@
             <w:noProof/>
             <w:webHidden/>
           </w:rPr>
-          <w:instrText xml:space="preserve"> PAGEREF _Toc236230705 \h </w:instrText>
+          <w:instrText xml:space="preserve"> PAGEREF _Toc236638873 \h </w:instrText>
         </w:r>
         <w:r>
           <w:rPr>
@@ -953,7 +953,7 @@
           <w:szCs w:val="22"/>
         </w:rPr>
       </w:pPr>
-      <w:hyperlink w:anchor="_Toc236230706" w:history="1">
+      <w:hyperlink w:anchor="_Toc236638874" w:history="1">
         <w:r>
           <w:rPr>
             <w:rStyle w:val="Hipercze"/>
@@ -980,7 +980,7 @@
             <w:noProof/>
             <w:webHidden/>
           </w:rPr>
-          <w:instrText xml:space="preserve"> PAGEREF _Toc236230706 \h </w:instrText>
+          <w:instrText xml:space="preserve"> PAGEREF _Toc236638874 \h </w:instrText>
         </w:r>
         <w:r>
           <w:rPr>
@@ -1024,7 +1024,7 @@
           <w:szCs w:val="22"/>
         </w:rPr>
       </w:pPr>
-      <w:hyperlink w:anchor="_Toc236230707" w:history="1">
+      <w:hyperlink w:anchor="_Toc236638875" w:history="1">
         <w:r>
           <w:rPr>
             <w:rStyle w:val="Hipercze"/>
@@ -1051,7 +1051,7 @@
             <w:noProof/>
             <w:webHidden/>
           </w:rPr>
-          <w:instrText xml:space="preserve"> PAGEREF _Toc236230707 \h </w:instrText>
+          <w:instrText xml:space="preserve"> PAGEREF _Toc236638875 \h </w:instrText>
         </w:r>
         <w:r>
           <w:rPr>
@@ -1095,7 +1095,7 @@
           <w:szCs w:val="22"/>
         </w:rPr>
       </w:pPr>
-      <w:hyperlink w:anchor="_Toc236230708" w:history="1">
+      <w:hyperlink w:anchor="_Toc236638876" w:history="1">
         <w:r>
           <w:rPr>
             <w:rStyle w:val="Hipercze"/>
@@ -1122,7 +1122,7 @@
             <w:noProof/>
             <w:webHidden/>
           </w:rPr>
-          <w:instrText xml:space="preserve"> PAGEREF _Toc236230708 \h </w:instrText>
+          <w:instrText xml:space="preserve"> PAGEREF _Toc236638876 \h </w:instrText>
         </w:r>
         <w:r>
           <w:rPr>
@@ -1162,7 +1162,7 @@
       <w:pPr>
         <w:pStyle w:val="Nagwek1"/>
       </w:pPr>
-      <w:bookmarkStart w:id="1" w:name="_Toc236230694"/>
+      <w:bookmarkStart w:id="1" w:name="_Toc236638862"/>
       <w:r>
         <w:t>Planowanie w tygodnie parzyste i nieparzyste</w:t>
       </w:r>
@@ -1446,7 +1446,7 @@
       <w:pPr>
         <w:pStyle w:val="Nagwek1"/>
       </w:pPr>
-      <w:bookmarkStart w:id="2" w:name="_Toc236230695"/>
+      <w:bookmarkStart w:id="2" w:name="_Toc236638863"/>
       <w:r>
         <w:t xml:space="preserve">Globalny </w:t>
       </w:r>
@@ -1496,6 +1496,9 @@
         <w:jc w:val="center"/>
       </w:pPr>
       <w:r>
+        <w:rPr>
+          <w:noProof/>
+        </w:rPr>
         <w:drawing>
           <wp:inline distT="0" distB="0" distL="0" distR="0" wp14:anchorId="74A30F96" wp14:editId="28576354">
             <wp:extent cx="5972810" cy="2065655"/>
@@ -1544,7 +1547,7 @@
       <w:pPr>
         <w:pStyle w:val="Nagwek1"/>
       </w:pPr>
-      <w:bookmarkStart w:id="3" w:name="_Toc236230696"/>
+      <w:bookmarkStart w:id="3" w:name="_Toc236638864"/>
       <w:r>
         <w:t>Uprawnienia od odczytu lub edycji</w:t>
       </w:r>
@@ -1603,7 +1606,7 @@
       <w:pPr>
         <w:pStyle w:val="Nagwek1"/>
       </w:pPr>
-      <w:bookmarkStart w:id="4" w:name="_Toc236230697"/>
+      <w:bookmarkStart w:id="4" w:name="_Toc236638865"/>
       <w:r>
         <w:t>Okresy: Nadawanie uprawnień do edycji kalendarza dni wolnych</w:t>
       </w:r>
@@ -1660,7 +1663,7 @@
       <w:pPr>
         <w:pStyle w:val="Nagwek1"/>
       </w:pPr>
-      <w:bookmarkStart w:id="5" w:name="_Toc236230698"/>
+      <w:bookmarkStart w:id="5" w:name="_Toc236638866"/>
       <w:r>
         <w:lastRenderedPageBreak/>
         <w:t>Wydruk rozkładu: Kolory w legendzie</w:t>
@@ -1728,7 +1731,7 @@
       <w:pPr>
         <w:pStyle w:val="Nagwek1"/>
       </w:pPr>
-      <w:bookmarkStart w:id="6" w:name="_Toc236230699"/>
+      <w:bookmarkStart w:id="6" w:name="_Toc236638867"/>
       <w:r>
         <w:t>Dostępne miejsce</w:t>
       </w:r>
@@ -1788,7 +1791,7 @@
       <w:pPr>
         <w:pStyle w:val="Nagwek1"/>
       </w:pPr>
-      <w:bookmarkStart w:id="7" w:name="_Toc236230700"/>
+      <w:bookmarkStart w:id="7" w:name="_Toc236638868"/>
       <w:r>
         <w:t>Blokowanie dostępu do zasobu: ulepszenie</w:t>
       </w:r>
@@ -1866,7 +1869,7 @@
       <w:pPr>
         <w:pStyle w:val="Nagwek1"/>
       </w:pPr>
-      <w:bookmarkStart w:id="8" w:name="_Toc236230701"/>
+      <w:bookmarkStart w:id="8" w:name="_Toc236638869"/>
       <w:r>
         <w:t>Masowe kasowanie danych za pomocą funkcji "Import danych z Excela"</w:t>
       </w:r>
@@ -1939,7 +1942,7 @@
       <w:pPr>
         <w:pStyle w:val="Nagwek1"/>
       </w:pPr>
-      <w:bookmarkStart w:id="9" w:name="_Toc236230702"/>
+      <w:bookmarkStart w:id="9" w:name="_Toc236638870"/>
       <w:r>
         <w:t>Jednoczesny dostęp do kalendarzy: ulepszenie</w:t>
       </w:r>
@@ -1970,7 +1973,7 @@
       <w:pPr>
         <w:pStyle w:val="Nagwek1"/>
       </w:pPr>
-      <w:bookmarkStart w:id="10" w:name="_Toc236230703"/>
+      <w:bookmarkStart w:id="10" w:name="_Toc236638871"/>
       <w:r>
         <w:t>Import danych z Excela</w:t>
       </w:r>
@@ -1983,83 +1986,9 @@
       <w:r>
         <w:t>Stwierdzono występowanie błędu „</w:t>
       </w:r>
-      <w:proofErr w:type="spellStart"/>
       <w:r>
-        <w:t>Parameter</w:t>
+        <w:t>Parameter object is improperly defined. Inconsistent or incomplete information was provided</w:t>
       </w:r>
-      <w:proofErr w:type="spellEnd"/>
-      <w:r>
-        <w:t xml:space="preserve"> </w:t>
-      </w:r>
-      <w:proofErr w:type="spellStart"/>
-      <w:r>
-        <w:t>object</w:t>
-      </w:r>
-      <w:proofErr w:type="spellEnd"/>
-      <w:r>
-        <w:t xml:space="preserve"> </w:t>
-      </w:r>
-      <w:proofErr w:type="spellStart"/>
-      <w:r>
-        <w:t>is</w:t>
-      </w:r>
-      <w:proofErr w:type="spellEnd"/>
-      <w:r>
-        <w:t xml:space="preserve"> </w:t>
-      </w:r>
-      <w:proofErr w:type="spellStart"/>
-      <w:r>
-        <w:t>improperly</w:t>
-      </w:r>
-      <w:proofErr w:type="spellEnd"/>
-      <w:r>
-        <w:t xml:space="preserve"> </w:t>
-      </w:r>
-      <w:proofErr w:type="spellStart"/>
-      <w:r>
-        <w:t>defined</w:t>
-      </w:r>
-      <w:proofErr w:type="spellEnd"/>
-      <w:r>
-        <w:t xml:space="preserve">. </w:t>
-      </w:r>
-      <w:proofErr w:type="spellStart"/>
-      <w:r>
-        <w:t>Inconsistent</w:t>
-      </w:r>
-      <w:proofErr w:type="spellEnd"/>
-      <w:r>
-        <w:t xml:space="preserve"> </w:t>
-      </w:r>
-      <w:proofErr w:type="spellStart"/>
-      <w:r>
-        <w:t>or</w:t>
-      </w:r>
-      <w:proofErr w:type="spellEnd"/>
-      <w:r>
-        <w:t xml:space="preserve"> </w:t>
-      </w:r>
-      <w:proofErr w:type="spellStart"/>
-      <w:r>
-        <w:t>incomplete</w:t>
-      </w:r>
-      <w:proofErr w:type="spellEnd"/>
-      <w:r>
-        <w:t xml:space="preserve"> </w:t>
-      </w:r>
-      <w:proofErr w:type="spellStart"/>
-      <w:r>
-        <w:t>information</w:t>
-      </w:r>
-      <w:proofErr w:type="spellEnd"/>
-      <w:r>
-        <w:t xml:space="preserve"> was </w:t>
-      </w:r>
-      <w:proofErr w:type="spellStart"/>
-      <w:r>
-        <w:t>provided</w:t>
-      </w:r>
-      <w:proofErr w:type="spellEnd"/>
       <w:r>
         <w:t>”, który został naprawiony.</w:t>
       </w:r>
@@ -2068,7 +1997,7 @@
       <w:pPr>
         <w:pStyle w:val="Nagwek1"/>
       </w:pPr>
-      <w:bookmarkStart w:id="11" w:name="_Toc236230704"/>
+      <w:bookmarkStart w:id="11" w:name="_Toc236638872"/>
       <w:r>
         <w:t>Preferowane terminy w oknie K</w:t>
       </w:r>
@@ -2123,7 +2052,7 @@
       <w:pPr>
         <w:pStyle w:val="Nagwek1"/>
       </w:pPr>
-      <w:bookmarkStart w:id="12" w:name="_Toc236230705"/>
+      <w:bookmarkStart w:id="12" w:name="_Toc236638873"/>
       <w:r>
         <w:lastRenderedPageBreak/>
         <w:t>Podrzędni: wykładowcy, grupy, sale – możliwość wyłączenia</w:t>
@@ -2132,23 +2061,7 @@
     </w:p>
     <w:p>
       <w:r>
-        <w:t>Dodano możliwość wyłączenia funkcjonalności dodawania powiązanych (</w:t>
-      </w:r>
-      <w:proofErr w:type="spellStart"/>
-      <w:r>
-        <w:t>podrzędnych-nadrzędnych</w:t>
-      </w:r>
-      <w:proofErr w:type="spellEnd"/>
-      <w:r>
-        <w:t xml:space="preserve">) wykładowców, grup i </w:t>
-      </w:r>
-      <w:proofErr w:type="spellStart"/>
-      <w:r>
-        <w:t>sal</w:t>
-      </w:r>
-      <w:proofErr w:type="spellEnd"/>
-      <w:r>
-        <w:t>.</w:t>
+        <w:t>Dodano możliwość wyłączenia funkcjonalności dodawania powiązanych (podrzędnych-nadrzędnych) wykładowców, grup i sal.</w:t>
       </w:r>
     </w:p>
     <w:p/>
@@ -2163,6 +2076,9 @@
         <w:jc w:val="center"/>
       </w:pPr>
       <w:r>
+        <w:rPr>
+          <w:noProof/>
+        </w:rPr>
         <w:drawing>
           <wp:inline distT="0" distB="0" distL="0" distR="0" wp14:anchorId="3C2B7C68" wp14:editId="330762C4">
             <wp:extent cx="3698119" cy="2776538"/>
@@ -2204,7 +2120,7 @@
       <w:pPr>
         <w:pStyle w:val="Nagwek1"/>
       </w:pPr>
-      <w:bookmarkStart w:id="13" w:name="_Toc236230706"/>
+      <w:bookmarkStart w:id="13" w:name="_Toc236638874"/>
       <w:r>
         <w:t>Ulepszone okno do zarządzania listą zasobów</w:t>
       </w:r>
@@ -2212,20 +2128,15 @@
     </w:p>
     <w:p>
       <w:r>
-        <w:t xml:space="preserve">Okno jest bardziej intuicyjne w obsłudze, pozwala na wybór zasobu za pomocą kliknięcia klawisza </w:t>
-      </w:r>
-      <w:proofErr w:type="spellStart"/>
-      <w:r>
-        <w:t>Enter</w:t>
-      </w:r>
-      <w:proofErr w:type="spellEnd"/>
-      <w:r>
-        <w:t xml:space="preserve"> oraz pozwala na edycję szczegółów zasobu.</w:t>
+        <w:t>Okno jest bardziej intuicyjne w obsłudze, pozwala na wybór zasobu za pomocą kliknięcia klawisza Enter oraz pozwala na edycję szczegółów zasobu.</w:t>
       </w:r>
     </w:p>
     <w:p/>
     <w:p>
       <w:r>
+        <w:rPr>
+          <w:noProof/>
+        </w:rPr>
         <w:drawing>
           <wp:inline distT="0" distB="0" distL="0" distR="0" wp14:anchorId="79F15895" wp14:editId="4AE5AA1E">
             <wp:extent cx="2397744" cy="3481388"/>
@@ -2267,7 +2178,7 @@
       <w:pPr>
         <w:pStyle w:val="Nagwek1"/>
       </w:pPr>
-      <w:bookmarkStart w:id="14" w:name="_Toc236230707"/>
+      <w:bookmarkStart w:id="14" w:name="_Toc236638875"/>
       <w:r>
         <w:lastRenderedPageBreak/>
         <w:t>Zmiana terminologii: Semestr -&gt; Okres</w:t>
@@ -2296,7 +2207,7 @@
       <w:pPr>
         <w:pStyle w:val="Nagwek1"/>
       </w:pPr>
-      <w:bookmarkStart w:id="15" w:name="_Toc236230708"/>
+      <w:bookmarkStart w:id="15" w:name="_Toc236638876"/>
       <w:r>
         <w:t>Inne zmiany</w:t>
       </w:r>
@@ -2355,17 +2266,7 @@
           <w:sz w:val="20"/>
           <w:szCs w:val="20"/>
         </w:rPr>
-        <w:t xml:space="preserve">generowanie wydruków w formacie utf8 a nie win1250, </w:t>
-      </w:r>
-      <w:proofErr w:type="spellStart"/>
-      <w:r>
-        <w:rPr>
-          <w:rFonts w:ascii="Segoe UI" w:hAnsi="Segoe UI" w:cs="Segoe UI"/>
-          <w:color w:val="000000"/>
-          <w:sz w:val="20"/>
-          <w:szCs w:val="20"/>
-        </w:rPr>
-        <w:t>kesz</w:t>
+        <w:t>generowanie wydruków w formacie utf8 a nie win1250, kesz</w:t>
       </w:r>
       <w:r>
         <w:rPr>
@@ -2374,17 +2275,7 @@
           <w:sz w:val="20"/>
           <w:szCs w:val="20"/>
         </w:rPr>
-        <w:t>owanie</w:t>
-      </w:r>
-      <w:proofErr w:type="spellEnd"/>
-      <w:r>
-        <w:rPr>
-          <w:rFonts w:ascii="Segoe UI" w:hAnsi="Segoe UI" w:cs="Segoe UI"/>
-          <w:color w:val="000000"/>
-          <w:sz w:val="20"/>
-          <w:szCs w:val="20"/>
-        </w:rPr>
-        <w:t xml:space="preserve"> niektórych operacji itd</w:t>
+        <w:t>owanie niektórych operacji itd</w:t>
       </w:r>
       <w:r>
         <w:rPr>
@@ -8005,6 +7896,7 @@
   <w:style w:type="character" w:default="1" w:styleId="Domylnaczcionkaakapitu">
     <w:name w:val="Default Paragraph Font"/>
     <w:uiPriority w:val="1"/>
+    <w:semiHidden/>
     <w:unhideWhenUsed/>
   </w:style>
   <w:style w:type="table" w:default="1" w:styleId="Standardowy">
@@ -9081,6 +8973,7 @@
   <w:style w:type="character" w:default="1" w:styleId="Domylnaczcionkaakapitu">
     <w:name w:val="Default Paragraph Font"/>
     <w:uiPriority w:val="1"/>
+    <w:semiHidden/>
     <w:unhideWhenUsed/>
   </w:style>
   <w:style w:type="table" w:default="1" w:styleId="Standardowy">
@@ -10181,7 +10074,7 @@
 </file>
 
 <file path=customXml/itemProps1.xml><?xml version="1.0" encoding="utf-8"?>
-<ds:datastoreItem xmlns:ds="http://schemas.openxmlformats.org/officeDocument/2006/customXml" ds:itemID="{0E34EF0D-6081-4B08-97F2-C5862E6B318D}">
+<ds:datastoreItem xmlns:ds="http://schemas.openxmlformats.org/officeDocument/2006/customXml" ds:itemID="{54230B48-E9D1-4005-A79B-455F01C432A5}">
   <ds:schemaRefs>
     <ds:schemaRef ds:uri="http://schemas.openxmlformats.org/officeDocument/2006/bibliography"/>
   </ds:schemaRefs>
